--- a/lessons/1-3/downloads/1-3-notes-teacher-l2.docx
+++ b/lessons/1-3/downloads/1-3-notes-teacher-l2.docx
@@ -2353,7 +2353,7 @@
           <w:sz w:val="20"/>
           <w:szCs w:val="20"/>
         </w:rPr>
-        <w:t xml:space="preserve">A)  125 minutes</w:t>
+        <w:t xml:space="preserve">A)  1.25 minutes</w:t>
       </w:r>
     </w:p>
     <w:p>
@@ -2379,7 +2379,7 @@
           <w:sz w:val="20"/>
           <w:szCs w:val="20"/>
         </w:rPr>
-        <w:t xml:space="preserve">C)  1.25 minutes</w:t>
+        <w:t xml:space="preserve">C)  125 minutes</w:t>
       </w:r>
     </w:p>
     <w:p>
@@ -2460,7 +2460,7 @@
           <w:sz w:val="21"/>
           <w:szCs w:val="21"/>
         </w:rPr>
-        <w:t xml:space="preserve">A. 125 minutes</w:t>
+        <w:t xml:space="preserve">C. 125 minutes</w:t>
       </w:r>
     </w:p>
     <w:p>
@@ -2543,7 +2543,7 @@
           <w:sz w:val="20"/>
           <w:szCs w:val="20"/>
         </w:rPr>
-        <w:t xml:space="preserve">A)  10 + 2.5</w:t>
+        <w:t xml:space="preserve">A)  1 + 2.5</w:t>
       </w:r>
     </w:p>
     <w:p>
@@ -2556,7 +2556,7 @@
           <w:sz w:val="20"/>
           <w:szCs w:val="20"/>
         </w:rPr>
-        <w:t xml:space="preserve">B)  10 + 2.05</w:t>
+        <w:t xml:space="preserve">B)  10 + 2.5</w:t>
       </w:r>
     </w:p>
     <w:p>
@@ -2569,7 +2569,7 @@
           <w:sz w:val="20"/>
           <w:szCs w:val="20"/>
         </w:rPr>
-        <w:t xml:space="preserve">C)  12 + 5</w:t>
+        <w:t xml:space="preserve">C)  10 + 2.05</w:t>
       </w:r>
     </w:p>
     <w:p>
@@ -2582,7 +2582,7 @@
           <w:sz w:val="20"/>
           <w:szCs w:val="20"/>
         </w:rPr>
-        <w:t xml:space="preserve">D)  1 + 2.5</w:t>
+        <w:t xml:space="preserve">D)  12 + 5</w:t>
       </w:r>
     </w:p>
     <w:p>
@@ -3312,7 +3312,7 @@
           <w:sz w:val="20"/>
           <w:szCs w:val="20"/>
         </w:rPr>
-        <w:t xml:space="preserve">A)  About 10.42 hours</w:t>
+        <w:t xml:space="preserve">A)  About 6.25 hours</w:t>
       </w:r>
     </w:p>
     <w:p>
@@ -3325,7 +3325,7 @@
           <w:sz w:val="20"/>
           <w:szCs w:val="20"/>
         </w:rPr>
-        <w:t xml:space="preserve">B)  About 6.25 hours</w:t>
+        <w:t xml:space="preserve">B)  About 10.42 hours</w:t>
       </w:r>
     </w:p>
     <w:p>
@@ -3338,7 +3338,7 @@
           <w:sz w:val="20"/>
           <w:szCs w:val="20"/>
         </w:rPr>
-        <w:t xml:space="preserve">C)  About 62.5 hours</w:t>
+        <w:t xml:space="preserve">C)  About 12.5 hours</w:t>
       </w:r>
     </w:p>
     <w:p>
@@ -3351,7 +3351,7 @@
           <w:sz w:val="20"/>
           <w:szCs w:val="20"/>
         </w:rPr>
-        <w:t xml:space="preserve">D)  About 12.5 hours</w:t>
+        <w:t xml:space="preserve">D)  About 62.5 hours</w:t>
       </w:r>
     </w:p>
     <w:p>
@@ -3442,7 +3442,7 @@
           <w:sz w:val="20"/>
           <w:szCs w:val="20"/>
         </w:rPr>
-        <w:t xml:space="preserve">A)  312.5 minutes</w:t>
+        <w:t xml:space="preserve">A)  31.25 minutes</w:t>
       </w:r>
     </w:p>
     <w:p>
@@ -3455,7 +3455,7 @@
           <w:sz w:val="20"/>
           <w:szCs w:val="20"/>
         </w:rPr>
-        <w:t xml:space="preserve">B)  31.25 minutes</w:t>
+        <w:t xml:space="preserve">B)  300 minutes</w:t>
       </w:r>
     </w:p>
     <w:p>
@@ -3468,7 +3468,7 @@
           <w:sz w:val="20"/>
           <w:szCs w:val="20"/>
         </w:rPr>
-        <w:t xml:space="preserve">C)  3,125 minutes</w:t>
+        <w:t xml:space="preserve">C)  312.5 minutes</w:t>
       </w:r>
     </w:p>
     <w:p>
@@ -3481,7 +3481,7 @@
           <w:sz w:val="20"/>
           <w:szCs w:val="20"/>
         </w:rPr>
-        <w:t xml:space="preserve">D)  300 minutes</w:t>
+        <w:t xml:space="preserve">D)  3,125 minutes</w:t>
       </w:r>
     </w:p>
     <w:p>
@@ -3572,7 +3572,7 @@
           <w:sz w:val="20"/>
           <w:szCs w:val="20"/>
         </w:rPr>
-        <w:t xml:space="preserve">A)  17 round trips</w:t>
+        <w:t xml:space="preserve">A)  15 round trips</w:t>
       </w:r>
     </w:p>
     <w:p>
@@ -3585,7 +3585,7 @@
           <w:sz w:val="20"/>
           <w:szCs w:val="20"/>
         </w:rPr>
-        <w:t xml:space="preserve">B)  20 round trips</w:t>
+        <w:t xml:space="preserve">B)  17 round trips</w:t>
       </w:r>
     </w:p>
     <w:p>
@@ -3598,7 +3598,7 @@
           <w:sz w:val="20"/>
           <w:szCs w:val="20"/>
         </w:rPr>
-        <w:t xml:space="preserve">C)  15 round trips</w:t>
+        <w:t xml:space="preserve">C)  18 round trips</w:t>
       </w:r>
     </w:p>
     <w:p>
@@ -3611,7 +3611,7 @@
           <w:sz w:val="20"/>
           <w:szCs w:val="20"/>
         </w:rPr>
-        <w:t xml:space="preserve">D)  18 round trips</w:t>
+        <w:t xml:space="preserve">D)  20 round trips</w:t>
       </w:r>
     </w:p>
     <w:p>
@@ -3788,7 +3788,7 @@
           <w:sz w:val="20"/>
           <w:szCs w:val="20"/>
         </w:rPr>
-        <w:t xml:space="preserve">A)  25 miles</w:t>
+        <w:t xml:space="preserve">A)  1 mile</w:t>
       </w:r>
     </w:p>
     <w:p>
@@ -3814,7 +3814,7 @@
           <w:sz w:val="20"/>
           <w:szCs w:val="20"/>
         </w:rPr>
-        <w:t xml:space="preserve">C)  1 mile</w:t>
+        <w:t xml:space="preserve">C)  25 miles</w:t>
       </w:r>
     </w:p>
     <w:p>
@@ -4279,7 +4279,7 @@
           <w:sz w:val="21"/>
           <w:szCs w:val="21"/>
         </w:rPr>
-        <w:t xml:space="preserve">A. 125 minutes</w:t>
+        <w:t xml:space="preserve">C. 125 minutes</w:t>
       </w:r>
     </w:p>
     <w:p>
@@ -4300,7 +4300,7 @@
           <w:sz w:val="21"/>
           <w:szCs w:val="21"/>
         </w:rPr>
-        <w:t xml:space="preserve">A. 10 + 2.5</w:t>
+        <w:t xml:space="preserve">B. 10 + 2.5</w:t>
       </w:r>
     </w:p>
     <w:p>
@@ -4402,7 +4402,7 @@
           <w:sz w:val="21"/>
           <w:szCs w:val="21"/>
         </w:rPr>
-        <w:t xml:space="preserve">A)  625 minutes</w:t>
+        <w:t xml:space="preserve">C)  625 minutes</w:t>
       </w:r>
       <w:r>
         <w:rPr>
@@ -4504,7 +4504,7 @@
           <w:sz w:val="21"/>
           <w:szCs w:val="21"/>
         </w:rPr>
-        <w:t xml:space="preserve">A)  About 10.42 hours</w:t>
+        <w:t xml:space="preserve">B)  About 10.42 hours</w:t>
       </w:r>
       <w:r>
         <w:rPr>
@@ -4535,7 +4535,7 @@
           <w:sz w:val="21"/>
           <w:szCs w:val="21"/>
         </w:rPr>
-        <w:t xml:space="preserve">A)  312.5 minutes</w:t>
+        <w:t xml:space="preserve">C)  312.5 minutes</w:t>
       </w:r>
       <w:r>
         <w:rPr>

--- a/lessons/1-3/downloads/1-3-notes-teacher-l2.docx
+++ b/lessons/1-3/downloads/1-3-notes-teacher-l2.docx
@@ -264,49 +264,269 @@
           <w:sz w:val="19"/>
           <w:szCs w:val="19"/>
         </w:rPr>
-        <w:t xml:space="preserve">Look at the picture, read the word, then read what it means.</w:t>
+        <w:t xml:space="preserve">Review each concept term, definition, non-example, and visual clue.</w:t>
       </w:r>
     </w:p>
     <w:tbl>
       <w:tblPr>
-        <w:tblW w:type="pct" w:w="100%"/>
+        <w:tblW w:type="dxa" w:w="9360"/>
         <w:tblBorders>
-          <w:top w:val="none" w:color="FFFFFF" w:sz="0"/>
-          <w:left w:val="none" w:color="FFFFFF" w:sz="0"/>
-          <w:bottom w:val="single" w:color="C7D2DD" w:sz="4"/>
-          <w:right w:val="none" w:color="FFFFFF" w:sz="0"/>
-          <w:insideH w:val="none" w:color="FFFFFF" w:sz="0"/>
-          <w:insideV w:val="none" w:color="FFFFFF" w:sz="0"/>
+          <w:top w:val="single" w:color="C7D2DD" w:sz="6"/>
+          <w:left w:val="single" w:color="C7D2DD" w:sz="6"/>
+          <w:bottom w:val="single" w:color="C7D2DD" w:sz="6"/>
+          <w:right w:val="single" w:color="C7D2DD" w:sz="6"/>
+          <w:insideH w:val="single" w:color="C7D2DD" w:sz="6"/>
+          <w:insideV w:val="single" w:color="C7D2DD" w:sz="6"/>
         </w:tblBorders>
       </w:tblPr>
       <w:tblGrid>
         <w:gridCol w:w="1800"/>
-        <w:gridCol w:w="7560"/>
+        <w:gridCol w:w="3160"/>
+        <w:gridCol w:w="2200"/>
+        <w:gridCol w:w="2200"/>
       </w:tblGrid>
       <w:tr>
         <w:trPr>
           <w:cantSplit/>
+          <w:tblHeader/>
         </w:trPr>
         <w:tc>
           <w:tcPr>
             <w:tcW w:type="dxa" w:w="1800"/>
-            <w:tcMar>
-              <w:top w:type="dxa" w:w="100"/>
-              <w:left w:type="dxa" w:w="40"/>
-              <w:bottom w:type="dxa" w:w="100"/>
-              <w:right w:type="dxa" w:w="120"/>
-            </w:tcMar>
-            <w:vAlign w:val="center"/>
+            <w:shd w:fill="EEF4F8" w:color="auto" w:val="clear"/>
+            <w:tcMar>
+              <w:top w:type="dxa" w:w="80"/>
+              <w:left w:type="dxa" w:w="100"/>
+              <w:bottom w:type="dxa" w:w="80"/>
+              <w:right w:type="dxa" w:w="100"/>
+            </w:tcMar>
           </w:tcPr>
           <w:p>
             <w:pPr>
               <w:spacing w:after="0"/>
+            </w:pPr>
+            <w:r>
+              <w:rPr>
+                <w:b/>
+                <w:bCs/>
+                <w:color w:val="12355B"/>
+                <w:sz w:val="19"/>
+                <w:szCs w:val="19"/>
+              </w:rPr>
+              <w:t xml:space="preserve">Concept Term</w:t>
+            </w:r>
+          </w:p>
+        </w:tc>
+        <w:tc>
+          <w:tcPr>
+            <w:tcW w:type="dxa" w:w="3160"/>
+            <w:shd w:fill="EEF4F8" w:color="auto" w:val="clear"/>
+            <w:tcMar>
+              <w:top w:type="dxa" w:w="80"/>
+              <w:left w:type="dxa" w:w="100"/>
+              <w:bottom w:type="dxa" w:w="80"/>
+              <w:right w:type="dxa" w:w="100"/>
+            </w:tcMar>
+          </w:tcPr>
+          <w:p>
+            <w:pPr>
+              <w:spacing w:after="0"/>
+            </w:pPr>
+            <w:r>
+              <w:rPr>
+                <w:b/>
+                <w:bCs/>
+                <w:color w:val="12355B"/>
+                <w:sz w:val="19"/>
+                <w:szCs w:val="19"/>
+              </w:rPr>
+              <w:t xml:space="preserve">Student-Friendly Definition</w:t>
+            </w:r>
+          </w:p>
+        </w:tc>
+        <w:tc>
+          <w:tcPr>
+            <w:tcW w:type="dxa" w:w="2200"/>
+            <w:shd w:fill="EEF4F8" w:color="auto" w:val="clear"/>
+            <w:tcMar>
+              <w:top w:type="dxa" w:w="80"/>
+              <w:left w:type="dxa" w:w="100"/>
+              <w:bottom w:type="dxa" w:w="80"/>
+              <w:right w:type="dxa" w:w="100"/>
+            </w:tcMar>
+          </w:tcPr>
+          <w:p>
+            <w:pPr>
+              <w:spacing w:after="0"/>
+            </w:pPr>
+            <w:r>
+              <w:rPr>
+                <w:b/>
+                <w:bCs/>
+                <w:color w:val="12355B"/>
+                <w:sz w:val="19"/>
+                <w:szCs w:val="19"/>
+              </w:rPr>
+              <w:t xml:space="preserve">Non-Example</w:t>
+            </w:r>
+          </w:p>
+        </w:tc>
+        <w:tc>
+          <w:tcPr>
+            <w:tcW w:type="dxa" w:w="2200"/>
+            <w:shd w:fill="EEF4F8" w:color="auto" w:val="clear"/>
+            <w:tcMar>
+              <w:top w:type="dxa" w:w="80"/>
+              <w:left w:type="dxa" w:w="100"/>
+              <w:bottom w:type="dxa" w:w="80"/>
+              <w:right w:type="dxa" w:w="100"/>
+            </w:tcMar>
+          </w:tcPr>
+          <w:p>
+            <w:pPr>
+              <w:spacing w:after="0"/>
+            </w:pPr>
+            <w:r>
+              <w:rPr>
+                <w:b/>
+                <w:bCs/>
+                <w:color w:val="12355B"/>
+                <w:sz w:val="19"/>
+                <w:szCs w:val="19"/>
+              </w:rPr>
+              <w:t xml:space="preserve">Visual Clue</w:t>
+            </w:r>
+          </w:p>
+        </w:tc>
+      </w:tr>
+      <w:tr>
+        <w:trPr>
+          <w:cantSplit/>
+        </w:trPr>
+        <w:tc>
+          <w:tcPr>
+            <w:tcW w:type="dxa" w:w="1800"/>
+            <w:tcMar>
+              <w:top w:type="dxa" w:w="80"/>
+              <w:left w:type="dxa" w:w="100"/>
+              <w:bottom w:type="dxa" w:w="80"/>
+              <w:right w:type="dxa" w:w="100"/>
+            </w:tcMar>
+            <w:vAlign w:val="top"/>
+          </w:tcPr>
+          <w:p>
+            <w:pPr>
+              <w:spacing w:after="30"/>
+            </w:pPr>
+            <w:r>
+              <w:rPr>
+                <w:b/>
+                <w:bCs/>
+                <w:color w:val="12355B"/>
+                <w:sz w:val="21"/>
+                <w:szCs w:val="21"/>
+              </w:rPr>
+              <w:t xml:space="preserve">representation</w:t>
+            </w:r>
+          </w:p>
+          <w:p>
+            <w:pPr>
+              <w:spacing w:after="0"/>
+            </w:pPr>
+            <w:r>
+              <w:rPr>
+                <w:i/>
+                <w:iCs/>
+                <w:color w:val="5F6F80"/>
+                <w:sz w:val="18"/>
+                <w:szCs w:val="18"/>
+              </w:rPr>
+              <w:t xml:space="preserve">representación</w:t>
+            </w:r>
+          </w:p>
+        </w:tc>
+        <w:tc>
+          <w:tcPr>
+            <w:tcW w:type="dxa" w:w="3160"/>
+            <w:tcMar>
+              <w:top w:type="dxa" w:w="80"/>
+              <w:left w:type="dxa" w:w="100"/>
+              <w:bottom w:type="dxa" w:w="80"/>
+              <w:right w:type="dxa" w:w="100"/>
+            </w:tcMar>
+            <w:vAlign w:val="top"/>
+          </w:tcPr>
+          <w:p>
+            <w:pPr>
+              <w:spacing w:after="0"/>
+            </w:pPr>
+            <w:r>
+              <w:rPr>
+                <w:sz w:val="20"/>
+                <w:szCs w:val="20"/>
+              </w:rPr>
+              <w:t xml:space="preserve">A picture, diagram, table, or equation that shows the mathematics in a situation.</w:t>
+            </w:r>
+          </w:p>
+        </w:tc>
+        <w:tc>
+          <w:tcPr>
+            <w:tcW w:type="dxa" w:w="2200"/>
+            <w:tcMar>
+              <w:top w:type="dxa" w:w="80"/>
+              <w:left w:type="dxa" w:w="100"/>
+              <w:bottom w:type="dxa" w:w="80"/>
+              <w:right w:type="dxa" w:w="100"/>
+            </w:tcMar>
+            <w:vAlign w:val="top"/>
+          </w:tcPr>
+          <w:p>
+            <w:pPr>
+              <w:spacing w:after="40"/>
+            </w:pPr>
+            <w:r>
+              <w:rPr>
+                <w:i/>
+                <w:iCs/>
+                <w:color w:val="5F6F80"/>
+                <w:sz w:val="19"/>
+                <w:szCs w:val="19"/>
+              </w:rPr>
+              <w:t xml:space="preserve">Not representation: write a counter-example that breaks the definition.</w:t>
+            </w:r>
+          </w:p>
+          <w:p>
+            <w:pPr>
+              <w:pBdr>
+                <w:bottom w:val="single" w:color="AFBECC" w:sz="6"/>
+              </w:pBdr>
+              <w:spacing w:after="30" w:before="150"/>
+            </w:pPr>
+            <w:r>
+              <w:t xml:space="preserve"/>
+            </w:r>
+          </w:p>
+        </w:tc>
+        <w:tc>
+          <w:tcPr>
+            <w:tcW w:type="dxa" w:w="2200"/>
+            <w:tcMar>
+              <w:top w:type="dxa" w:w="80"/>
+              <w:left w:type="dxa" w:w="100"/>
+              <w:bottom w:type="dxa" w:w="80"/>
+              <w:right w:type="dxa" w:w="100"/>
+            </w:tcMar>
+            <w:vAlign w:val="top"/>
+          </w:tcPr>
+          <w:p>
+            <w:pPr>
+              <w:spacing w:after="40"/>
               <w:jc w:val="center"/>
             </w:pPr>
             <w:r>
               <w:drawing>
                 <wp:inline distT="0" distB="0" distL="0" distR="0">
-                  <wp:extent cx="1047750" cy="790575"/>
+                  <wp:extent cx="876300" cy="657225"/>
                   <wp:effectExtent t="0" r="0" b="0" l="0"/>
                   <wp:docPr id="1" name="" descr="" title=""/>
                   <wp:cNvGraphicFramePr>
@@ -331,7 +551,7 @@
                         <pic:spPr bwMode="auto">
                           <a:xfrm>
                             <a:off x="0" y="0"/>
-                            <a:ext cx="1047750" cy="790575"/>
+                            <a:ext cx="876300" cy="657225"/>
                           </a:xfrm>
                           <a:prstGeom prst="rect">
                             <a:avLst/>
@@ -344,69 +564,10 @@
               </w:drawing>
             </w:r>
           </w:p>
-        </w:tc>
-        <w:tc>
-          <w:tcPr>
-            <w:tcW w:type="dxa" w:w="7560"/>
-            <w:tcMar>
-              <w:top w:type="dxa" w:w="100"/>
-              <w:left w:type="dxa" w:w="40"/>
-              <w:bottom w:type="dxa" w:w="100"/>
-              <w:right w:type="dxa" w:w="40"/>
-            </w:tcMar>
-            <w:vAlign w:val="center"/>
-          </w:tcPr>
-          <w:p>
-            <w:pPr>
-              <w:spacing w:after="50"/>
-            </w:pPr>
-            <w:r>
-              <w:rPr>
-                <w:b/>
-                <w:bCs/>
-                <w:color w:val="12355B"/>
-                <w:sz w:val="24"/>
-                <w:szCs w:val="24"/>
-              </w:rPr>
-              <w:t xml:space="preserve">representation</w:t>
-            </w:r>
-            <w:r>
-              <w:rPr>
-                <w:i/>
-                <w:iCs/>
-                <w:color w:val="5F6F80"/>
-                <w:sz w:val="19"/>
-                <w:szCs w:val="19"/>
-              </w:rPr>
-              <w:t xml:space="preserve">   representación</w:t>
-            </w:r>
-          </w:p>
-          <w:p>
-            <w:pPr>
-              <w:spacing w:after="40"/>
-            </w:pPr>
-            <w:r>
-              <w:rPr>
-                <w:sz w:val="21"/>
-                <w:szCs w:val="21"/>
-              </w:rPr>
-              <w:t xml:space="preserve">A picture, diagram, table, or equation that shows the mathematics in a situation.</w:t>
-            </w:r>
-          </w:p>
           <w:p>
             <w:pPr>
               <w:spacing w:after="0"/>
             </w:pPr>
-            <w:r>
-              <w:rPr>
-                <w:b/>
-                <w:bCs/>
-                <w:color w:val="1FA6A2"/>
-                <w:sz w:val="18"/>
-                <w:szCs w:val="18"/>
-              </w:rPr>
-              <w:t xml:space="preserve">Example:  </w:t>
-            </w:r>
             <w:r>
               <w:rPr>
                 <w:i/>
@@ -420,23 +581,6 @@
           </w:p>
         </w:tc>
       </w:tr>
-    </w:tbl>
-    <w:tbl>
-      <w:tblPr>
-        <w:tblW w:type="pct" w:w="100%"/>
-        <w:tblBorders>
-          <w:top w:val="none" w:color="FFFFFF" w:sz="0"/>
-          <w:left w:val="none" w:color="FFFFFF" w:sz="0"/>
-          <w:bottom w:val="single" w:color="C7D2DD" w:sz="4"/>
-          <w:right w:val="none" w:color="FFFFFF" w:sz="0"/>
-          <w:insideH w:val="none" w:color="FFFFFF" w:sz="0"/>
-          <w:insideV w:val="none" w:color="FFFFFF" w:sz="0"/>
-        </w:tblBorders>
-      </w:tblPr>
-      <w:tblGrid>
-        <w:gridCol w:w="1800"/>
-        <w:gridCol w:w="7560"/>
-      </w:tblGrid>
       <w:tr>
         <w:trPr>
           <w:cantSplit/>
@@ -445,22 +589,126 @@
           <w:tcPr>
             <w:tcW w:type="dxa" w:w="1800"/>
             <w:tcMar>
-              <w:top w:type="dxa" w:w="100"/>
-              <w:left w:type="dxa" w:w="40"/>
-              <w:bottom w:type="dxa" w:w="100"/>
-              <w:right w:type="dxa" w:w="120"/>
-            </w:tcMar>
-            <w:vAlign w:val="center"/>
-          </w:tcPr>
+              <w:top w:type="dxa" w:w="80"/>
+              <w:left w:type="dxa" w:w="100"/>
+              <w:bottom w:type="dxa" w:w="80"/>
+              <w:right w:type="dxa" w:w="100"/>
+            </w:tcMar>
+            <w:vAlign w:val="top"/>
+          </w:tcPr>
+          <w:p>
+            <w:pPr>
+              <w:spacing w:after="30"/>
+            </w:pPr>
+            <w:r>
+              <w:rPr>
+                <w:b/>
+                <w:bCs/>
+                <w:color w:val="12355B"/>
+                <w:sz w:val="21"/>
+                <w:szCs w:val="21"/>
+              </w:rPr>
+              <w:t xml:space="preserve">tape diagram</w:t>
+            </w:r>
+          </w:p>
           <w:p>
             <w:pPr>
               <w:spacing w:after="0"/>
+            </w:pPr>
+            <w:r>
+              <w:rPr>
+                <w:i/>
+                <w:iCs/>
+                <w:color w:val="5F6F80"/>
+                <w:sz w:val="18"/>
+                <w:szCs w:val="18"/>
+              </w:rPr>
+              <w:t xml:space="preserve">diagrama de cintas</w:t>
+            </w:r>
+          </w:p>
+        </w:tc>
+        <w:tc>
+          <w:tcPr>
+            <w:tcW w:type="dxa" w:w="3160"/>
+            <w:tcMar>
+              <w:top w:type="dxa" w:w="80"/>
+              <w:left w:type="dxa" w:w="100"/>
+              <w:bottom w:type="dxa" w:w="80"/>
+              <w:right w:type="dxa" w:w="100"/>
+            </w:tcMar>
+            <w:vAlign w:val="top"/>
+          </w:tcPr>
+          <w:p>
+            <w:pPr>
+              <w:spacing w:after="0"/>
+            </w:pPr>
+            <w:r>
+              <w:rPr>
+                <w:sz w:val="20"/>
+                <w:szCs w:val="20"/>
+              </w:rPr>
+              <w:t xml:space="preserve">A rectangle cut into equal parts that helps you visualize how a total breaks apart.</w:t>
+            </w:r>
+          </w:p>
+        </w:tc>
+        <w:tc>
+          <w:tcPr>
+            <w:tcW w:type="dxa" w:w="2200"/>
+            <w:tcMar>
+              <w:top w:type="dxa" w:w="80"/>
+              <w:left w:type="dxa" w:w="100"/>
+              <w:bottom w:type="dxa" w:w="80"/>
+              <w:right w:type="dxa" w:w="100"/>
+            </w:tcMar>
+            <w:vAlign w:val="top"/>
+          </w:tcPr>
+          <w:p>
+            <w:pPr>
+              <w:spacing w:after="40"/>
+            </w:pPr>
+            <w:r>
+              <w:rPr>
+                <w:i/>
+                <w:iCs/>
+                <w:color w:val="5F6F80"/>
+                <w:sz w:val="19"/>
+                <w:szCs w:val="19"/>
+              </w:rPr>
+              <w:t xml:space="preserve">Not tape diagram: write a counter-example that breaks the definition.</w:t>
+            </w:r>
+          </w:p>
+          <w:p>
+            <w:pPr>
+              <w:pBdr>
+                <w:bottom w:val="single" w:color="AFBECC" w:sz="6"/>
+              </w:pBdr>
+              <w:spacing w:after="30" w:before="150"/>
+            </w:pPr>
+            <w:r>
+              <w:t xml:space="preserve"/>
+            </w:r>
+          </w:p>
+        </w:tc>
+        <w:tc>
+          <w:tcPr>
+            <w:tcW w:type="dxa" w:w="2200"/>
+            <w:tcMar>
+              <w:top w:type="dxa" w:w="80"/>
+              <w:left w:type="dxa" w:w="100"/>
+              <w:bottom w:type="dxa" w:w="80"/>
+              <w:right w:type="dxa" w:w="100"/>
+            </w:tcMar>
+            <w:vAlign w:val="top"/>
+          </w:tcPr>
+          <w:p>
+            <w:pPr>
+              <w:spacing w:after="40"/>
               <w:jc w:val="center"/>
             </w:pPr>
             <w:r>
               <w:drawing>
                 <wp:inline distT="0" distB="0" distL="0" distR="0">
-                  <wp:extent cx="1047750" cy="790575"/>
+                  <wp:extent cx="876300" cy="657225"/>
                   <wp:effectExtent t="0" r="0" b="0" l="0"/>
                   <wp:docPr id="1" name="" descr="" title=""/>
                   <wp:cNvGraphicFramePr>
@@ -485,7 +733,7 @@
                         <pic:spPr bwMode="auto">
                           <a:xfrm>
                             <a:off x="0" y="0"/>
-                            <a:ext cx="1047750" cy="790575"/>
+                            <a:ext cx="876300" cy="657225"/>
                           </a:xfrm>
                           <a:prstGeom prst="rect">
                             <a:avLst/>
@@ -498,69 +746,10 @@
               </w:drawing>
             </w:r>
           </w:p>
-        </w:tc>
-        <w:tc>
-          <w:tcPr>
-            <w:tcW w:type="dxa" w:w="7560"/>
-            <w:tcMar>
-              <w:top w:type="dxa" w:w="100"/>
-              <w:left w:type="dxa" w:w="40"/>
-              <w:bottom w:type="dxa" w:w="100"/>
-              <w:right w:type="dxa" w:w="40"/>
-            </w:tcMar>
-            <w:vAlign w:val="center"/>
-          </w:tcPr>
-          <w:p>
-            <w:pPr>
-              <w:spacing w:after="50"/>
-            </w:pPr>
-            <w:r>
-              <w:rPr>
-                <w:b/>
-                <w:bCs/>
-                <w:color w:val="12355B"/>
-                <w:sz w:val="24"/>
-                <w:szCs w:val="24"/>
-              </w:rPr>
-              <w:t xml:space="preserve">tape diagram</w:t>
-            </w:r>
-            <w:r>
-              <w:rPr>
-                <w:i/>
-                <w:iCs/>
-                <w:color w:val="5F6F80"/>
-                <w:sz w:val="19"/>
-                <w:szCs w:val="19"/>
-              </w:rPr>
-              <w:t xml:space="preserve">   diagrama de cintas</w:t>
-            </w:r>
-          </w:p>
-          <w:p>
-            <w:pPr>
-              <w:spacing w:after="40"/>
-            </w:pPr>
-            <w:r>
-              <w:rPr>
-                <w:sz w:val="21"/>
-                <w:szCs w:val="21"/>
-              </w:rPr>
-              <w:t xml:space="preserve">A rectangle cut into equal parts that helps you visualize how a total breaks apart.</w:t>
-            </w:r>
-          </w:p>
           <w:p>
             <w:pPr>
               <w:spacing w:after="0"/>
             </w:pPr>
-            <w:r>
-              <w:rPr>
-                <w:b/>
-                <w:bCs/>
-                <w:color w:val="1FA6A2"/>
-                <w:sz w:val="18"/>
-                <w:szCs w:val="18"/>
-              </w:rPr>
-              <w:t xml:space="preserve">Example:  </w:t>
-            </w:r>
             <w:r>
               <w:rPr>
                 <w:i/>
@@ -574,23 +763,6 @@
           </w:p>
         </w:tc>
       </w:tr>
-    </w:tbl>
-    <w:tbl>
-      <w:tblPr>
-        <w:tblW w:type="pct" w:w="100%"/>
-        <w:tblBorders>
-          <w:top w:val="none" w:color="FFFFFF" w:sz="0"/>
-          <w:left w:val="none" w:color="FFFFFF" w:sz="0"/>
-          <w:bottom w:val="single" w:color="C7D2DD" w:sz="4"/>
-          <w:right w:val="none" w:color="FFFFFF" w:sz="0"/>
-          <w:insideH w:val="none" w:color="FFFFFF" w:sz="0"/>
-          <w:insideV w:val="none" w:color="FFFFFF" w:sz="0"/>
-        </w:tblBorders>
-      </w:tblPr>
-      <w:tblGrid>
-        <w:gridCol w:w="1800"/>
-        <w:gridCol w:w="7560"/>
-      </w:tblGrid>
       <w:tr>
         <w:trPr>
           <w:cantSplit/>
@@ -599,22 +771,126 @@
           <w:tcPr>
             <w:tcW w:type="dxa" w:w="1800"/>
             <w:tcMar>
-              <w:top w:type="dxa" w:w="100"/>
-              <w:left w:type="dxa" w:w="40"/>
-              <w:bottom w:type="dxa" w:w="100"/>
-              <w:right w:type="dxa" w:w="120"/>
-            </w:tcMar>
-            <w:vAlign w:val="center"/>
-          </w:tcPr>
+              <w:top w:type="dxa" w:w="80"/>
+              <w:left w:type="dxa" w:w="100"/>
+              <w:bottom w:type="dxa" w:w="80"/>
+              <w:right w:type="dxa" w:w="100"/>
+            </w:tcMar>
+            <w:vAlign w:val="top"/>
+          </w:tcPr>
+          <w:p>
+            <w:pPr>
+              <w:spacing w:after="30"/>
+            </w:pPr>
+            <w:r>
+              <w:rPr>
+                <w:b/>
+                <w:bCs/>
+                <w:color w:val="12355B"/>
+                <w:sz w:val="21"/>
+                <w:szCs w:val="21"/>
+              </w:rPr>
+              <w:t xml:space="preserve">tool</w:t>
+            </w:r>
+          </w:p>
           <w:p>
             <w:pPr>
               <w:spacing w:after="0"/>
+            </w:pPr>
+            <w:r>
+              <w:rPr>
+                <w:i/>
+                <w:iCs/>
+                <w:color w:val="5F6F80"/>
+                <w:sz w:val="18"/>
+                <w:szCs w:val="18"/>
+              </w:rPr>
+              <w:t xml:space="preserve">herramienta</w:t>
+            </w:r>
+          </w:p>
+        </w:tc>
+        <w:tc>
+          <w:tcPr>
+            <w:tcW w:type="dxa" w:w="3160"/>
+            <w:tcMar>
+              <w:top w:type="dxa" w:w="80"/>
+              <w:left w:type="dxa" w:w="100"/>
+              <w:bottom w:type="dxa" w:w="80"/>
+              <w:right w:type="dxa" w:w="100"/>
+            </w:tcMar>
+            <w:vAlign w:val="top"/>
+          </w:tcPr>
+          <w:p>
+            <w:pPr>
+              <w:spacing w:after="0"/>
+            </w:pPr>
+            <w:r>
+              <w:rPr>
+                <w:sz w:val="20"/>
+                <w:szCs w:val="20"/>
+              </w:rPr>
+              <w:t xml:space="preserve">Anything you choose to help you see relationships and solve a problem — a table, a diagram, a graph.</w:t>
+            </w:r>
+          </w:p>
+        </w:tc>
+        <w:tc>
+          <w:tcPr>
+            <w:tcW w:type="dxa" w:w="2200"/>
+            <w:tcMar>
+              <w:top w:type="dxa" w:w="80"/>
+              <w:left w:type="dxa" w:w="100"/>
+              <w:bottom w:type="dxa" w:w="80"/>
+              <w:right w:type="dxa" w:w="100"/>
+            </w:tcMar>
+            <w:vAlign w:val="top"/>
+          </w:tcPr>
+          <w:p>
+            <w:pPr>
+              <w:spacing w:after="40"/>
+            </w:pPr>
+            <w:r>
+              <w:rPr>
+                <w:i/>
+                <w:iCs/>
+                <w:color w:val="5F6F80"/>
+                <w:sz w:val="19"/>
+                <w:szCs w:val="19"/>
+              </w:rPr>
+              <w:t xml:space="preserve">Not tool: write a counter-example that breaks the definition.</w:t>
+            </w:r>
+          </w:p>
+          <w:p>
+            <w:pPr>
+              <w:pBdr>
+                <w:bottom w:val="single" w:color="AFBECC" w:sz="6"/>
+              </w:pBdr>
+              <w:spacing w:after="30" w:before="150"/>
+            </w:pPr>
+            <w:r>
+              <w:t xml:space="preserve"/>
+            </w:r>
+          </w:p>
+        </w:tc>
+        <w:tc>
+          <w:tcPr>
+            <w:tcW w:type="dxa" w:w="2200"/>
+            <w:tcMar>
+              <w:top w:type="dxa" w:w="80"/>
+              <w:left w:type="dxa" w:w="100"/>
+              <w:bottom w:type="dxa" w:w="80"/>
+              <w:right w:type="dxa" w:w="100"/>
+            </w:tcMar>
+            <w:vAlign w:val="top"/>
+          </w:tcPr>
+          <w:p>
+            <w:pPr>
+              <w:spacing w:after="40"/>
               <w:jc w:val="center"/>
             </w:pPr>
             <w:r>
               <w:drawing>
                 <wp:inline distT="0" distB="0" distL="0" distR="0">
-                  <wp:extent cx="1047750" cy="790575"/>
+                  <wp:extent cx="876300" cy="657225"/>
                   <wp:effectExtent t="0" r="0" b="0" l="0"/>
                   <wp:docPr id="1" name="" descr="" title=""/>
                   <wp:cNvGraphicFramePr>
@@ -639,7 +915,7 @@
                         <pic:spPr bwMode="auto">
                           <a:xfrm>
                             <a:off x="0" y="0"/>
-                            <a:ext cx="1047750" cy="790575"/>
+                            <a:ext cx="876300" cy="657225"/>
                           </a:xfrm>
                           <a:prstGeom prst="rect">
                             <a:avLst/>
@@ -652,69 +928,10 @@
               </w:drawing>
             </w:r>
           </w:p>
-        </w:tc>
-        <w:tc>
-          <w:tcPr>
-            <w:tcW w:type="dxa" w:w="7560"/>
-            <w:tcMar>
-              <w:top w:type="dxa" w:w="100"/>
-              <w:left w:type="dxa" w:w="40"/>
-              <w:bottom w:type="dxa" w:w="100"/>
-              <w:right w:type="dxa" w:w="40"/>
-            </w:tcMar>
-            <w:vAlign w:val="center"/>
-          </w:tcPr>
-          <w:p>
-            <w:pPr>
-              <w:spacing w:after="50"/>
-            </w:pPr>
-            <w:r>
-              <w:rPr>
-                <w:b/>
-                <w:bCs/>
-                <w:color w:val="12355B"/>
-                <w:sz w:val="24"/>
-                <w:szCs w:val="24"/>
-              </w:rPr>
-              <w:t xml:space="preserve">tool</w:t>
-            </w:r>
-            <w:r>
-              <w:rPr>
-                <w:i/>
-                <w:iCs/>
-                <w:color w:val="5F6F80"/>
-                <w:sz w:val="19"/>
-                <w:szCs w:val="19"/>
-              </w:rPr>
-              <w:t xml:space="preserve">   herramienta</w:t>
-            </w:r>
-          </w:p>
-          <w:p>
-            <w:pPr>
-              <w:spacing w:after="40"/>
-            </w:pPr>
-            <w:r>
-              <w:rPr>
-                <w:sz w:val="21"/>
-                <w:szCs w:val="21"/>
-              </w:rPr>
-              <w:t xml:space="preserve">Anything you choose to help you see relationships and solve a problem — a table, a diagram, a graph.</w:t>
-            </w:r>
-          </w:p>
           <w:p>
             <w:pPr>
               <w:spacing w:after="0"/>
             </w:pPr>
-            <w:r>
-              <w:rPr>
-                <w:b/>
-                <w:bCs/>
-                <w:color w:val="1FA6A2"/>
-                <w:sz w:val="18"/>
-                <w:szCs w:val="18"/>
-              </w:rPr>
-              <w:t xml:space="preserve">Example:  </w:t>
-            </w:r>
             <w:r>
               <w:rPr>
                 <w:i/>
@@ -728,23 +945,6 @@
           </w:p>
         </w:tc>
       </w:tr>
-    </w:tbl>
-    <w:tbl>
-      <w:tblPr>
-        <w:tblW w:type="pct" w:w="100%"/>
-        <w:tblBorders>
-          <w:top w:val="none" w:color="FFFFFF" w:sz="0"/>
-          <w:left w:val="none" w:color="FFFFFF" w:sz="0"/>
-          <w:bottom w:val="single" w:color="C7D2DD" w:sz="4"/>
-          <w:right w:val="none" w:color="FFFFFF" w:sz="0"/>
-          <w:insideH w:val="none" w:color="FFFFFF" w:sz="0"/>
-          <w:insideV w:val="none" w:color="FFFFFF" w:sz="0"/>
-        </w:tblBorders>
-      </w:tblPr>
-      <w:tblGrid>
-        <w:gridCol w:w="1800"/>
-        <w:gridCol w:w="7560"/>
-      </w:tblGrid>
       <w:tr>
         <w:trPr>
           <w:cantSplit/>
@@ -753,22 +953,126 @@
           <w:tcPr>
             <w:tcW w:type="dxa" w:w="1800"/>
             <w:tcMar>
-              <w:top w:type="dxa" w:w="100"/>
-              <w:left w:type="dxa" w:w="40"/>
-              <w:bottom w:type="dxa" w:w="100"/>
-              <w:right w:type="dxa" w:w="120"/>
-            </w:tcMar>
-            <w:vAlign w:val="center"/>
-          </w:tcPr>
+              <w:top w:type="dxa" w:w="80"/>
+              <w:left w:type="dxa" w:w="100"/>
+              <w:bottom w:type="dxa" w:w="80"/>
+              <w:right w:type="dxa" w:w="100"/>
+            </w:tcMar>
+            <w:vAlign w:val="top"/>
+          </w:tcPr>
+          <w:p>
+            <w:pPr>
+              <w:spacing w:after="30"/>
+            </w:pPr>
+            <w:r>
+              <w:rPr>
+                <w:b/>
+                <w:bCs/>
+                <w:color w:val="12355B"/>
+                <w:sz w:val="21"/>
+                <w:szCs w:val="21"/>
+              </w:rPr>
+              <w:t xml:space="preserve">ordered pair</w:t>
+            </w:r>
+          </w:p>
           <w:p>
             <w:pPr>
               <w:spacing w:after="0"/>
+            </w:pPr>
+            <w:r>
+              <w:rPr>
+                <w:i/>
+                <w:iCs/>
+                <w:color w:val="5F6F80"/>
+                <w:sz w:val="18"/>
+                <w:szCs w:val="18"/>
+              </w:rPr>
+              <w:t xml:space="preserve">par ordenado</w:t>
+            </w:r>
+          </w:p>
+        </w:tc>
+        <w:tc>
+          <w:tcPr>
+            <w:tcW w:type="dxa" w:w="3160"/>
+            <w:tcMar>
+              <w:top w:type="dxa" w:w="80"/>
+              <w:left w:type="dxa" w:w="100"/>
+              <w:bottom w:type="dxa" w:w="80"/>
+              <w:right w:type="dxa" w:w="100"/>
+            </w:tcMar>
+            <w:vAlign w:val="top"/>
+          </w:tcPr>
+          <w:p>
+            <w:pPr>
+              <w:spacing w:after="0"/>
+            </w:pPr>
+            <w:r>
+              <w:rPr>
+                <w:sz w:val="20"/>
+                <w:szCs w:val="20"/>
+              </w:rPr>
+              <w:t xml:space="preserve">Two numbers that go together, like a time and a number of trips, that you can plot as a point.</w:t>
+            </w:r>
+          </w:p>
+        </w:tc>
+        <w:tc>
+          <w:tcPr>
+            <w:tcW w:type="dxa" w:w="2200"/>
+            <w:tcMar>
+              <w:top w:type="dxa" w:w="80"/>
+              <w:left w:type="dxa" w:w="100"/>
+              <w:bottom w:type="dxa" w:w="80"/>
+              <w:right w:type="dxa" w:w="100"/>
+            </w:tcMar>
+            <w:vAlign w:val="top"/>
+          </w:tcPr>
+          <w:p>
+            <w:pPr>
+              <w:spacing w:after="40"/>
+            </w:pPr>
+            <w:r>
+              <w:rPr>
+                <w:i/>
+                <w:iCs/>
+                <w:color w:val="5F6F80"/>
+                <w:sz w:val="19"/>
+                <w:szCs w:val="19"/>
+              </w:rPr>
+              <w:t xml:space="preserve">Not ordered pair: write a counter-example that breaks the definition.</w:t>
+            </w:r>
+          </w:p>
+          <w:p>
+            <w:pPr>
+              <w:pBdr>
+                <w:bottom w:val="single" w:color="AFBECC" w:sz="6"/>
+              </w:pBdr>
+              <w:spacing w:after="30" w:before="150"/>
+            </w:pPr>
+            <w:r>
+              <w:t xml:space="preserve"/>
+            </w:r>
+          </w:p>
+        </w:tc>
+        <w:tc>
+          <w:tcPr>
+            <w:tcW w:type="dxa" w:w="2200"/>
+            <w:tcMar>
+              <w:top w:type="dxa" w:w="80"/>
+              <w:left w:type="dxa" w:w="100"/>
+              <w:bottom w:type="dxa" w:w="80"/>
+              <w:right w:type="dxa" w:w="100"/>
+            </w:tcMar>
+            <w:vAlign w:val="top"/>
+          </w:tcPr>
+          <w:p>
+            <w:pPr>
+              <w:spacing w:after="40"/>
               <w:jc w:val="center"/>
             </w:pPr>
             <w:r>
               <w:drawing>
                 <wp:inline distT="0" distB="0" distL="0" distR="0">
-                  <wp:extent cx="1047750" cy="790575"/>
+                  <wp:extent cx="876300" cy="657225"/>
                   <wp:effectExtent t="0" r="0" b="0" l="0"/>
                   <wp:docPr id="1" name="" descr="" title=""/>
                   <wp:cNvGraphicFramePr>
@@ -793,7 +1097,7 @@
                         <pic:spPr bwMode="auto">
                           <a:xfrm>
                             <a:off x="0" y="0"/>
-                            <a:ext cx="1047750" cy="790575"/>
+                            <a:ext cx="876300" cy="657225"/>
                           </a:xfrm>
                           <a:prstGeom prst="rect">
                             <a:avLst/>
@@ -806,69 +1110,10 @@
               </w:drawing>
             </w:r>
           </w:p>
-        </w:tc>
-        <w:tc>
-          <w:tcPr>
-            <w:tcW w:type="dxa" w:w="7560"/>
-            <w:tcMar>
-              <w:top w:type="dxa" w:w="100"/>
-              <w:left w:type="dxa" w:w="40"/>
-              <w:bottom w:type="dxa" w:w="100"/>
-              <w:right w:type="dxa" w:w="40"/>
-            </w:tcMar>
-            <w:vAlign w:val="center"/>
-          </w:tcPr>
-          <w:p>
-            <w:pPr>
-              <w:spacing w:after="50"/>
-            </w:pPr>
-            <w:r>
-              <w:rPr>
-                <w:b/>
-                <w:bCs/>
-                <w:color w:val="12355B"/>
-                <w:sz w:val="24"/>
-                <w:szCs w:val="24"/>
-              </w:rPr>
-              <w:t xml:space="preserve">ordered pair</w:t>
-            </w:r>
-            <w:r>
-              <w:rPr>
-                <w:i/>
-                <w:iCs/>
-                <w:color w:val="5F6F80"/>
-                <w:sz w:val="19"/>
-                <w:szCs w:val="19"/>
-              </w:rPr>
-              <w:t xml:space="preserve">   par ordenado</w:t>
-            </w:r>
-          </w:p>
-          <w:p>
-            <w:pPr>
-              <w:spacing w:after="40"/>
-            </w:pPr>
-            <w:r>
-              <w:rPr>
-                <w:sz w:val="21"/>
-                <w:szCs w:val="21"/>
-              </w:rPr>
-              <w:t xml:space="preserve">Two numbers that go together, like a time and a number of trips, that you can plot as a point.</w:t>
-            </w:r>
-          </w:p>
           <w:p>
             <w:pPr>
               <w:spacing w:after="0"/>
             </w:pPr>
-            <w:r>
-              <w:rPr>
-                <w:b/>
-                <w:bCs/>
-                <w:color w:val="1FA6A2"/>
-                <w:sz w:val="18"/>
-                <w:szCs w:val="18"/>
-              </w:rPr>
-              <w:t xml:space="preserve">Example:  </w:t>
-            </w:r>
             <w:r>
               <w:rPr>
                 <w:i/>
@@ -882,23 +1127,6 @@
           </w:p>
         </w:tc>
       </w:tr>
-    </w:tbl>
-    <w:tbl>
-      <w:tblPr>
-        <w:tblW w:type="pct" w:w="100%"/>
-        <w:tblBorders>
-          <w:top w:val="none" w:color="FFFFFF" w:sz="0"/>
-          <w:left w:val="none" w:color="FFFFFF" w:sz="0"/>
-          <w:bottom w:val="single" w:color="C7D2DD" w:sz="4"/>
-          <w:right w:val="none" w:color="FFFFFF" w:sz="0"/>
-          <w:insideH w:val="none" w:color="FFFFFF" w:sz="0"/>
-          <w:insideV w:val="none" w:color="FFFFFF" w:sz="0"/>
-        </w:tblBorders>
-      </w:tblPr>
-      <w:tblGrid>
-        <w:gridCol w:w="1800"/>
-        <w:gridCol w:w="7560"/>
-      </w:tblGrid>
       <w:tr>
         <w:trPr>
           <w:cantSplit/>
@@ -907,22 +1135,126 @@
           <w:tcPr>
             <w:tcW w:type="dxa" w:w="1800"/>
             <w:tcMar>
-              <w:top w:type="dxa" w:w="100"/>
-              <w:left w:type="dxa" w:w="40"/>
-              <w:bottom w:type="dxa" w:w="100"/>
-              <w:right w:type="dxa" w:w="120"/>
-            </w:tcMar>
-            <w:vAlign w:val="center"/>
-          </w:tcPr>
+              <w:top w:type="dxa" w:w="80"/>
+              <w:left w:type="dxa" w:w="100"/>
+              <w:bottom w:type="dxa" w:w="80"/>
+              <w:right w:type="dxa" w:w="100"/>
+            </w:tcMar>
+            <w:vAlign w:val="top"/>
+          </w:tcPr>
+          <w:p>
+            <w:pPr>
+              <w:spacing w:after="30"/>
+            </w:pPr>
+            <w:r>
+              <w:rPr>
+                <w:b/>
+                <w:bCs/>
+                <w:color w:val="12355B"/>
+                <w:sz w:val="21"/>
+                <w:szCs w:val="21"/>
+              </w:rPr>
+              <w:t xml:space="preserve">round trip</w:t>
+            </w:r>
+          </w:p>
           <w:p>
             <w:pPr>
               <w:spacing w:after="0"/>
+            </w:pPr>
+            <w:r>
+              <w:rPr>
+                <w:i/>
+                <w:iCs/>
+                <w:color w:val="5F6F80"/>
+                <w:sz w:val="18"/>
+                <w:szCs w:val="18"/>
+              </w:rPr>
+              <w:t xml:space="preserve">viaje de ida y vuelta</w:t>
+            </w:r>
+          </w:p>
+        </w:tc>
+        <w:tc>
+          <w:tcPr>
+            <w:tcW w:type="dxa" w:w="3160"/>
+            <w:tcMar>
+              <w:top w:type="dxa" w:w="80"/>
+              <w:left w:type="dxa" w:w="100"/>
+              <w:bottom w:type="dxa" w:w="80"/>
+              <w:right w:type="dxa" w:w="100"/>
+            </w:tcMar>
+            <w:vAlign w:val="top"/>
+          </w:tcPr>
+          <w:p>
+            <w:pPr>
+              <w:spacing w:after="0"/>
+            </w:pPr>
+            <w:r>
+              <w:rPr>
+                <w:sz w:val="20"/>
+                <w:szCs w:val="20"/>
+              </w:rPr>
+              <w:t xml:space="preserve">A complete journey from the start, to the destination, and back to the start.</w:t>
+            </w:r>
+          </w:p>
+        </w:tc>
+        <w:tc>
+          <w:tcPr>
+            <w:tcW w:type="dxa" w:w="2200"/>
+            <w:tcMar>
+              <w:top w:type="dxa" w:w="80"/>
+              <w:left w:type="dxa" w:w="100"/>
+              <w:bottom w:type="dxa" w:w="80"/>
+              <w:right w:type="dxa" w:w="100"/>
+            </w:tcMar>
+            <w:vAlign w:val="top"/>
+          </w:tcPr>
+          <w:p>
+            <w:pPr>
+              <w:spacing w:after="40"/>
+            </w:pPr>
+            <w:r>
+              <w:rPr>
+                <w:i/>
+                <w:iCs/>
+                <w:color w:val="5F6F80"/>
+                <w:sz w:val="19"/>
+                <w:szCs w:val="19"/>
+              </w:rPr>
+              <w:t xml:space="preserve">Not round trip: write a counter-example that breaks the definition.</w:t>
+            </w:r>
+          </w:p>
+          <w:p>
+            <w:pPr>
+              <w:pBdr>
+                <w:bottom w:val="single" w:color="AFBECC" w:sz="6"/>
+              </w:pBdr>
+              <w:spacing w:after="30" w:before="150"/>
+            </w:pPr>
+            <w:r>
+              <w:t xml:space="preserve"/>
+            </w:r>
+          </w:p>
+        </w:tc>
+        <w:tc>
+          <w:tcPr>
+            <w:tcW w:type="dxa" w:w="2200"/>
+            <w:tcMar>
+              <w:top w:type="dxa" w:w="80"/>
+              <w:left w:type="dxa" w:w="100"/>
+              <w:bottom w:type="dxa" w:w="80"/>
+              <w:right w:type="dxa" w:w="100"/>
+            </w:tcMar>
+            <w:vAlign w:val="top"/>
+          </w:tcPr>
+          <w:p>
+            <w:pPr>
+              <w:spacing w:after="40"/>
               <w:jc w:val="center"/>
             </w:pPr>
             <w:r>
               <w:drawing>
                 <wp:inline distT="0" distB="0" distL="0" distR="0">
-                  <wp:extent cx="1047750" cy="790575"/>
+                  <wp:extent cx="876300" cy="657225"/>
                   <wp:effectExtent t="0" r="0" b="0" l="0"/>
                   <wp:docPr id="1" name="" descr="" title=""/>
                   <wp:cNvGraphicFramePr>
@@ -947,7 +1279,7 @@
                         <pic:spPr bwMode="auto">
                           <a:xfrm>
                             <a:off x="0" y="0"/>
-                            <a:ext cx="1047750" cy="790575"/>
+                            <a:ext cx="876300" cy="657225"/>
                           </a:xfrm>
                           <a:prstGeom prst="rect">
                             <a:avLst/>
@@ -960,69 +1292,10 @@
               </w:drawing>
             </w:r>
           </w:p>
-        </w:tc>
-        <w:tc>
-          <w:tcPr>
-            <w:tcW w:type="dxa" w:w="7560"/>
-            <w:tcMar>
-              <w:top w:type="dxa" w:w="100"/>
-              <w:left w:type="dxa" w:w="40"/>
-              <w:bottom w:type="dxa" w:w="100"/>
-              <w:right w:type="dxa" w:w="40"/>
-            </w:tcMar>
-            <w:vAlign w:val="center"/>
-          </w:tcPr>
-          <w:p>
-            <w:pPr>
-              <w:spacing w:after="50"/>
-            </w:pPr>
-            <w:r>
-              <w:rPr>
-                <w:b/>
-                <w:bCs/>
-                <w:color w:val="12355B"/>
-                <w:sz w:val="24"/>
-                <w:szCs w:val="24"/>
-              </w:rPr>
-              <w:t xml:space="preserve">round trip</w:t>
-            </w:r>
-            <w:r>
-              <w:rPr>
-                <w:i/>
-                <w:iCs/>
-                <w:color w:val="5F6F80"/>
-                <w:sz w:val="19"/>
-                <w:szCs w:val="19"/>
-              </w:rPr>
-              <w:t xml:space="preserve">   viaje de ida y vuelta</w:t>
-            </w:r>
-          </w:p>
-          <w:p>
-            <w:pPr>
-              <w:spacing w:after="40"/>
-            </w:pPr>
-            <w:r>
-              <w:rPr>
-                <w:sz w:val="21"/>
-                <w:szCs w:val="21"/>
-              </w:rPr>
-              <w:t xml:space="preserve">A complete journey from the start, to the destination, and back to the start.</w:t>
-            </w:r>
-          </w:p>
           <w:p>
             <w:pPr>
               <w:spacing w:after="0"/>
             </w:pPr>
-            <w:r>
-              <w:rPr>
-                <w:b/>
-                <w:bCs/>
-                <w:color w:val="1FA6A2"/>
-                <w:sz w:val="18"/>
-                <w:szCs w:val="18"/>
-              </w:rPr>
-              <w:t xml:space="preserve">Example:  </w:t>
-            </w:r>
             <w:r>
               <w:rPr>
                 <w:i/>
@@ -2280,7 +2553,7 @@
                 <w:sz w:val="21"/>
                 <w:szCs w:val="21"/>
               </w:rPr>
-              <w:t xml:space="preserve">Math lives in your world — in coins on a table and tram cars over a valley. Today you visualize real situations, pick tools like tape diagrams and tables, and let decimal arithmetic do the heavy lifting.</w:t>
+              <w:t xml:space="preserve">Math lives in your world — in coins on a table and tram cars over a valley. Today you visualize real situations, pick tools like tape diagrams and tables, and let decimal arithmetic do the heavy lifting. The tram must carry 4,000 passengers over the valley. Each ride carries 80 passengers and takes 12.5 minutes. How many rides are needed, and how long will all of the rides take?</w:t>
             </w:r>
           </w:p>
         </w:tc>
@@ -3233,7 +3506,7 @@
           <w:sz w:val="19"/>
           <w:szCs w:val="19"/>
         </w:rPr>
-        <w:t xml:space="preserve">   You Do — show your work</w:t>
+        <w:t xml:space="preserve">   You Do — show your work and reasoning</w:t>
       </w:r>
     </w:p>
     <w:p>
@@ -3248,7 +3521,7 @@
           <w:sz w:val="19"/>
           <w:szCs w:val="19"/>
         </w:rPr>
-        <w:t xml:space="preserve">Solve each problem. Show your thinking in the work box.</w:t>
+        <w:t xml:space="preserve">Solve each problem in the middle column and explain your reasoning using the sentence starters on the right.</w:t>
       </w:r>
     </w:p>
     <w:p>
@@ -3277,120 +3550,258 @@
         <w:t xml:space="preserve">   grade-level practice</w:t>
       </w:r>
     </w:p>
-    <w:p>
-      <w:pPr>
-        <w:keepNext/>
-        <w:spacing w:after="60" w:before="160"/>
-      </w:pPr>
-      <w:r>
-        <w:rPr>
-          <w:b/>
-          <w:bCs/>
-          <w:color w:val="12355B"/>
-          <w:sz w:val="22"/>
-          <w:szCs w:val="22"/>
-        </w:rPr>
-        <w:t xml:space="preserve">1.  </w:t>
-      </w:r>
-      <w:r>
-        <w:rPr>
-          <w:b/>
-          <w:bCs/>
-          <w:sz w:val="21"/>
-          <w:szCs w:val="21"/>
-        </w:rPr>
-        <w:t xml:space="preserve">The 50 rides take 625 minutes. About how many HOURS is that?</w:t>
-      </w:r>
-    </w:p>
-    <w:p>
-      <w:pPr>
-        <w:spacing w:after="40"/>
-        <w:ind w:left="420"/>
-      </w:pPr>
-      <w:r>
-        <w:rPr>
-          <w:sz w:val="20"/>
-          <w:szCs w:val="20"/>
-        </w:rPr>
-        <w:t xml:space="preserve">A)  About 6.25 hours</w:t>
-      </w:r>
-    </w:p>
-    <w:p>
-      <w:pPr>
-        <w:spacing w:after="40"/>
-        <w:ind w:left="420"/>
-      </w:pPr>
-      <w:r>
-        <w:rPr>
-          <w:sz w:val="20"/>
-          <w:szCs w:val="20"/>
-        </w:rPr>
-        <w:t xml:space="preserve">B)  About 10.42 hours</w:t>
-      </w:r>
-    </w:p>
-    <w:p>
-      <w:pPr>
-        <w:spacing w:after="40"/>
-        <w:ind w:left="420"/>
-      </w:pPr>
-      <w:r>
-        <w:rPr>
-          <w:sz w:val="20"/>
-          <w:szCs w:val="20"/>
-        </w:rPr>
-        <w:t xml:space="preserve">C)  About 12.5 hours</w:t>
-      </w:r>
-    </w:p>
-    <w:p>
-      <w:pPr>
-        <w:spacing w:after="40"/>
-        <w:ind w:left="420"/>
-      </w:pPr>
-      <w:r>
-        <w:rPr>
-          <w:sz w:val="20"/>
-          <w:szCs w:val="20"/>
-        </w:rPr>
-        <w:t xml:space="preserve">D)  About 62.5 hours</w:t>
-      </w:r>
-    </w:p>
-    <w:p>
-      <w:pPr>
-        <w:spacing w:after="20"/>
-      </w:pPr>
-      <w:r>
-        <w:t xml:space="preserve"/>
-      </w:r>
-    </w:p>
     <w:tbl>
       <w:tblPr>
-        <w:tblW w:type="pct" w:w="100%"/>
+        <w:tblW w:type="dxa" w:w="9360"/>
         <w:tblBorders>
           <w:top w:val="single" w:color="C7D2DD" w:sz="6"/>
           <w:left w:val="single" w:color="C7D2DD" w:sz="6"/>
           <w:bottom w:val="single" w:color="C7D2DD" w:sz="6"/>
           <w:right w:val="single" w:color="C7D2DD" w:sz="6"/>
-          <w:insideH w:val="single" w:color="auto" w:sz="4"/>
-          <w:insideV w:val="single" w:color="auto" w:sz="4"/>
+          <w:insideH w:val="single" w:color="C7D2DD" w:sz="6"/>
+          <w:insideV w:val="single" w:color="C7D2DD" w:sz="6"/>
         </w:tblBorders>
       </w:tblPr>
       <w:tblGrid>
-        <w:gridCol w:w="100"/>
+        <w:gridCol w:w="2800"/>
+        <w:gridCol w:w="3560"/>
+        <w:gridCol w:w="3000"/>
       </w:tblGrid>
       <w:tr>
-        <w:tc>
-          <w:tcPr>
+        <w:trPr>
+          <w:cantSplit/>
+          <w:tblHeader/>
+        </w:trPr>
+        <w:tc>
+          <w:tcPr>
+            <w:tcW w:type="dxa" w:w="2800"/>
+            <w:shd w:fill="EEF4F8" w:color="auto" w:val="clear"/>
+            <w:tcMar>
+              <w:top w:type="dxa" w:w="60"/>
+              <w:left w:type="dxa" w:w="100"/>
+              <w:bottom w:type="dxa" w:w="60"/>
+              <w:right w:type="dxa" w:w="100"/>
+            </w:tcMar>
+          </w:tcPr>
+          <w:p>
+            <w:pPr>
+              <w:spacing w:after="0"/>
+            </w:pPr>
+            <w:r>
+              <w:rPr>
+                <w:b/>
+                <w:bCs/>
+                <w:color w:val="12355B"/>
+                <w:sz w:val="16"/>
+                <w:szCs w:val="16"/>
+              </w:rPr>
+              <w:t xml:space="preserve">CORE PROBLEM / GIVEN REPRESENTATION</w:t>
+            </w:r>
+          </w:p>
+        </w:tc>
+        <w:tc>
+          <w:tcPr>
+            <w:tcW w:type="dxa" w:w="3560"/>
+            <w:shd w:fill="EEF4F8" w:color="auto" w:val="clear"/>
+            <w:tcMar>
+              <w:top w:type="dxa" w:w="60"/>
+              <w:left w:type="dxa" w:w="100"/>
+              <w:bottom w:type="dxa" w:w="60"/>
+              <w:right w:type="dxa" w:w="100"/>
+            </w:tcMar>
+          </w:tcPr>
+          <w:p>
+            <w:pPr>
+              <w:spacing w:after="0"/>
+            </w:pPr>
+            <w:r>
+              <w:rPr>
+                <w:b/>
+                <w:bCs/>
+                <w:color w:val="12355B"/>
+                <w:sz w:val="16"/>
+                <w:szCs w:val="16"/>
+              </w:rPr>
+              <w:t xml:space="preserve">WORKING SPACE / CALCULATION STEPS</w:t>
+            </w:r>
+          </w:p>
+        </w:tc>
+        <w:tc>
+          <w:tcPr>
+            <w:tcW w:type="dxa" w:w="3000"/>
             <w:shd w:fill="FBF3E2" w:color="auto" w:val="clear"/>
             <w:tcMar>
               <w:top w:type="dxa" w:w="60"/>
-              <w:left w:type="dxa" w:w="120"/>
+              <w:left w:type="dxa" w:w="100"/>
               <w:bottom w:type="dxa" w:w="60"/>
-              <w:right w:type="dxa" w:w="120"/>
-            </w:tcMar>
-          </w:tcPr>
-          <w:p>
-            <w:pPr>
-              <w:spacing w:after="0" w:line="320"/>
+              <w:right w:type="dxa" w:w="100"/>
+            </w:tcMar>
+          </w:tcPr>
+          <w:p>
+            <w:pPr>
+              <w:spacing w:after="0"/>
+            </w:pPr>
+            <w:r>
+              <w:rPr>
+                <w:b/>
+                <w:bCs/>
+                <w:color w:val="B97A12"/>
+                <w:sz w:val="16"/>
+                <w:szCs w:val="16"/>
+              </w:rPr>
+              <w:t xml:space="preserve">EXPLAIN YOUR REASONING</w:t>
+            </w:r>
+          </w:p>
+        </w:tc>
+      </w:tr>
+      <w:tr>
+        <w:trPr>
+          <w:cantSplit/>
+        </w:trPr>
+        <w:tc>
+          <w:tcPr>
+            <w:tcW w:type="dxa" w:w="2800"/>
+            <w:tcMar>
+              <w:top w:type="dxa" w:w="80"/>
+              <w:left w:type="dxa" w:w="100"/>
+              <w:bottom w:type="dxa" w:w="80"/>
+              <w:right w:type="dxa" w:w="100"/>
+            </w:tcMar>
+            <w:vAlign w:val="top"/>
+          </w:tcPr>
+          <w:p>
+            <w:pPr>
+              <w:spacing w:after="60"/>
+            </w:pPr>
+            <w:r>
+              <w:rPr>
+                <w:b/>
+                <w:bCs/>
+                <w:color w:val="12355B"/>
+                <w:sz w:val="21"/>
+                <w:szCs w:val="21"/>
+              </w:rPr>
+              <w:t xml:space="preserve">1.  </w:t>
+            </w:r>
+            <w:r>
+              <w:rPr>
+                <w:b/>
+                <w:bCs/>
+                <w:sz w:val="20"/>
+                <w:szCs w:val="20"/>
+              </w:rPr>
+              <w:t xml:space="preserve">The 50 rides take 625 minutes. About how many HOURS is that?</w:t>
+            </w:r>
+          </w:p>
+          <w:p>
+            <w:pPr>
+              <w:spacing w:after="30"/>
+              <w:ind w:left="180"/>
+            </w:pPr>
+            <w:r>
+              <w:rPr>
+                <w:sz w:val="19"/>
+                <w:szCs w:val="19"/>
+              </w:rPr>
+              <w:t xml:space="preserve">A)  About 6.25 hours</w:t>
+            </w:r>
+          </w:p>
+          <w:p>
+            <w:pPr>
+              <w:spacing w:after="30"/>
+              <w:ind w:left="180"/>
+            </w:pPr>
+            <w:r>
+              <w:rPr>
+                <w:sz w:val="19"/>
+                <w:szCs w:val="19"/>
+              </w:rPr>
+              <w:t xml:space="preserve">B)  About 10.42 hours</w:t>
+            </w:r>
+          </w:p>
+          <w:p>
+            <w:pPr>
+              <w:spacing w:after="30"/>
+              <w:ind w:left="180"/>
+            </w:pPr>
+            <w:r>
+              <w:rPr>
+                <w:sz w:val="19"/>
+                <w:szCs w:val="19"/>
+              </w:rPr>
+              <w:t xml:space="preserve">C)  About 12.5 hours</w:t>
+            </w:r>
+          </w:p>
+          <w:p>
+            <w:pPr>
+              <w:spacing w:after="30"/>
+              <w:ind w:left="180"/>
+            </w:pPr>
+            <w:r>
+              <w:rPr>
+                <w:sz w:val="19"/>
+                <w:szCs w:val="19"/>
+              </w:rPr>
+              <w:t xml:space="preserve">D)  About 62.5 hours</w:t>
+            </w:r>
+          </w:p>
+        </w:tc>
+        <w:tc>
+          <w:tcPr>
+            <w:tcW w:type="dxa" w:w="3560"/>
+            <w:tcMar>
+              <w:top w:type="dxa" w:w="80"/>
+              <w:left w:type="dxa" w:w="100"/>
+              <w:bottom w:type="dxa" w:w="80"/>
+              <w:right w:type="dxa" w:w="100"/>
+            </w:tcMar>
+            <w:vAlign w:val="top"/>
+          </w:tcPr>
+          <w:p>
+            <w:pPr>
+              <w:spacing w:after="40"/>
+            </w:pPr>
+            <w:r>
+              <w:rPr>
+                <w:b/>
+                <w:bCs/>
+                <w:color w:val="1FA6A2"/>
+                <w:sz w:val="19"/>
+                <w:szCs w:val="19"/>
+              </w:rPr>
+              <w:t xml:space="preserve">Solution:  </w:t>
+            </w:r>
+            <w:r>
+              <w:rPr>
+                <w:b/>
+                <w:bCs/>
+                <w:sz w:val="19"/>
+                <w:szCs w:val="19"/>
+              </w:rPr>
+              <w:t xml:space="preserve">B)  About 10.42 hours</w:t>
+            </w:r>
+          </w:p>
+          <w:p>
+            <w:pPr>
+              <w:spacing w:after="40"/>
+            </w:pPr>
+            <w:r>
+              <w:rPr>
+                <w:i/>
+                <w:iCs/>
+                <w:color w:val="5F6F80"/>
+                <w:sz w:val="18"/>
+                <w:szCs w:val="18"/>
+              </w:rPr>
+              <w:t xml:space="preserve">625 ÷ 60 ≈ 10.42, so it would take about 10.42 hours to transport 4,000 passengers.</w:t>
+            </w:r>
+          </w:p>
+          <w:p>
+            <w:pPr>
+              <w:pBdr>
+                <w:bottom w:val="single" w:color="AFBECC" w:sz="6"/>
+              </w:pBdr>
+              <w:spacing w:after="30" w:before="150"/>
             </w:pPr>
             <w:r>
               <w:t xml:space="preserve"/>
@@ -3398,7 +3809,125 @@
           </w:p>
           <w:p>
             <w:pPr>
-              <w:spacing w:after="0" w:line="320"/>
+              <w:pBdr>
+                <w:bottom w:val="single" w:color="AFBECC" w:sz="6"/>
+              </w:pBdr>
+              <w:spacing w:after="30" w:before="150"/>
+            </w:pPr>
+            <w:r>
+              <w:t xml:space="preserve"/>
+            </w:r>
+          </w:p>
+        </w:tc>
+        <w:tc>
+          <w:tcPr>
+            <w:tcW w:type="dxa" w:w="3000"/>
+            <w:shd w:fill="FBF3E2" w:color="auto" w:val="clear"/>
+            <w:tcMar>
+              <w:top w:type="dxa" w:w="80"/>
+              <w:left w:type="dxa" w:w="100"/>
+              <w:bottom w:type="dxa" w:w="80"/>
+              <w:right w:type="dxa" w:w="100"/>
+            </w:tcMar>
+            <w:vAlign w:val="top"/>
+          </w:tcPr>
+          <w:p>
+            <w:pPr>
+              <w:spacing w:after="40"/>
+            </w:pPr>
+            <w:r>
+              <w:rPr>
+                <w:b/>
+                <w:bCs/>
+                <w:color w:val="12355B"/>
+                <w:sz w:val="19"/>
+                <w:szCs w:val="19"/>
+              </w:rPr>
+              <w:t xml:space="preserve">Because... </w:t>
+            </w:r>
+            <w:r>
+              <w:rPr>
+                <w:color w:val="AFBECC"/>
+                <w:sz w:val="19"/>
+                <w:szCs w:val="19"/>
+              </w:rPr>
+              <w:t xml:space="preserve">________________</w:t>
+            </w:r>
+          </w:p>
+          <w:p>
+            <w:pPr>
+              <w:pBdr>
+                <w:bottom w:val="single" w:color="AFBECC" w:sz="6"/>
+              </w:pBdr>
+              <w:spacing w:after="30" w:before="150"/>
+            </w:pPr>
+            <w:r>
+              <w:t xml:space="preserve"/>
+            </w:r>
+          </w:p>
+          <w:p>
+            <w:pPr>
+              <w:spacing w:after="40" w:before="80"/>
+            </w:pPr>
+            <w:r>
+              <w:rPr>
+                <w:b/>
+                <w:bCs/>
+                <w:color w:val="6B4FA0"/>
+                <w:sz w:val="19"/>
+                <w:szCs w:val="19"/>
+              </w:rPr>
+              <w:t xml:space="preserve">Although... </w:t>
+            </w:r>
+            <w:r>
+              <w:rPr>
+                <w:color w:val="AFBECC"/>
+                <w:sz w:val="19"/>
+                <w:szCs w:val="19"/>
+              </w:rPr>
+              <w:t xml:space="preserve">_______________</w:t>
+            </w:r>
+          </w:p>
+          <w:p>
+            <w:pPr>
+              <w:pBdr>
+                <w:bottom w:val="single" w:color="AFBECC" w:sz="6"/>
+              </w:pBdr>
+              <w:spacing w:after="30" w:before="150"/>
+            </w:pPr>
+            <w:r>
+              <w:t xml:space="preserve"/>
+            </w:r>
+          </w:p>
+          <w:p>
+            <w:pPr>
+              <w:spacing w:after="40" w:before="80"/>
+            </w:pPr>
+            <w:r>
+              <w:rPr>
+                <w:b/>
+                <w:bCs/>
+                <w:color w:val="1FA6A2"/>
+                <w:sz w:val="19"/>
+                <w:szCs w:val="19"/>
+              </w:rPr>
+              <w:t xml:space="preserve">Therefore... </w:t>
+            </w:r>
+            <w:r>
+              <w:rPr>
+                <w:color w:val="AFBECC"/>
+                <w:sz w:val="19"/>
+                <w:szCs w:val="19"/>
+              </w:rPr>
+              <w:t xml:space="preserve">______________</w:t>
+            </w:r>
+          </w:p>
+          <w:p>
+            <w:pPr>
+              <w:pBdr>
+                <w:bottom w:val="single" w:color="AFBECC" w:sz="6"/>
+              </w:pBdr>
+              <w:spacing w:after="30" w:before="150"/>
             </w:pPr>
             <w:r>
               <w:t xml:space="preserve"/>
@@ -3409,84 +3938,7 @@
     </w:tbl>
     <w:p>
       <w:pPr>
-        <w:keepNext/>
-        <w:spacing w:after="60" w:before="160"/>
-      </w:pPr>
-      <w:r>
-        <w:rPr>
-          <w:b/>
-          <w:bCs/>
-          <w:color w:val="12355B"/>
-          <w:sz w:val="22"/>
-          <w:szCs w:val="22"/>
-        </w:rPr>
-        <w:t xml:space="preserve">2.  </w:t>
-      </w:r>
-      <w:r>
-        <w:rPr>
-          <w:b/>
-          <w:bCs/>
-          <w:sz w:val="21"/>
-          <w:szCs w:val="21"/>
-        </w:rPr>
-        <w:t xml:space="preserve">How does the answer change for 2,000 passengers? Each ride carries 80 passengers and takes 12.5 minutes. How many MINUTES are needed?</w:t>
-      </w:r>
-    </w:p>
-    <w:p>
-      <w:pPr>
-        <w:spacing w:after="40"/>
-        <w:ind w:left="420"/>
-      </w:pPr>
-      <w:r>
-        <w:rPr>
-          <w:sz w:val="20"/>
-          <w:szCs w:val="20"/>
-        </w:rPr>
-        <w:t xml:space="preserve">A)  31.25 minutes</w:t>
-      </w:r>
-    </w:p>
-    <w:p>
-      <w:pPr>
-        <w:spacing w:after="40"/>
-        <w:ind w:left="420"/>
-      </w:pPr>
-      <w:r>
-        <w:rPr>
-          <w:sz w:val="20"/>
-          <w:szCs w:val="20"/>
-        </w:rPr>
-        <w:t xml:space="preserve">B)  300 minutes</w:t>
-      </w:r>
-    </w:p>
-    <w:p>
-      <w:pPr>
-        <w:spacing w:after="40"/>
-        <w:ind w:left="420"/>
-      </w:pPr>
-      <w:r>
-        <w:rPr>
-          <w:sz w:val="20"/>
-          <w:szCs w:val="20"/>
-        </w:rPr>
-        <w:t xml:space="preserve">C)  312.5 minutes</w:t>
-      </w:r>
-    </w:p>
-    <w:p>
-      <w:pPr>
-        <w:spacing w:after="40"/>
-        <w:ind w:left="420"/>
-      </w:pPr>
-      <w:r>
-        <w:rPr>
-          <w:sz w:val="20"/>
-          <w:szCs w:val="20"/>
-        </w:rPr>
-        <w:t xml:space="preserve">D)  3,125 minutes</w:t>
-      </w:r>
-    </w:p>
-    <w:p>
-      <w:pPr>
-        <w:spacing w:after="20"/>
+        <w:spacing w:after="80"/>
       </w:pPr>
       <w:r>
         <w:t xml:space="preserve"/>
@@ -3494,33 +3946,256 @@
     </w:p>
     <w:tbl>
       <w:tblPr>
-        <w:tblW w:type="pct" w:w="100%"/>
+        <w:tblW w:type="dxa" w:w="9360"/>
         <w:tblBorders>
           <w:top w:val="single" w:color="C7D2DD" w:sz="6"/>
           <w:left w:val="single" w:color="C7D2DD" w:sz="6"/>
           <w:bottom w:val="single" w:color="C7D2DD" w:sz="6"/>
           <w:right w:val="single" w:color="C7D2DD" w:sz="6"/>
-          <w:insideH w:val="single" w:color="auto" w:sz="4"/>
-          <w:insideV w:val="single" w:color="auto" w:sz="4"/>
+          <w:insideH w:val="single" w:color="C7D2DD" w:sz="6"/>
+          <w:insideV w:val="single" w:color="C7D2DD" w:sz="6"/>
         </w:tblBorders>
       </w:tblPr>
       <w:tblGrid>
-        <w:gridCol w:w="100"/>
+        <w:gridCol w:w="2800"/>
+        <w:gridCol w:w="3560"/>
+        <w:gridCol w:w="3000"/>
       </w:tblGrid>
       <w:tr>
-        <w:tc>
-          <w:tcPr>
+        <w:trPr>
+          <w:cantSplit/>
+          <w:tblHeader/>
+        </w:trPr>
+        <w:tc>
+          <w:tcPr>
+            <w:tcW w:type="dxa" w:w="2800"/>
+            <w:shd w:fill="EEF4F8" w:color="auto" w:val="clear"/>
+            <w:tcMar>
+              <w:top w:type="dxa" w:w="60"/>
+              <w:left w:type="dxa" w:w="100"/>
+              <w:bottom w:type="dxa" w:w="60"/>
+              <w:right w:type="dxa" w:w="100"/>
+            </w:tcMar>
+          </w:tcPr>
+          <w:p>
+            <w:pPr>
+              <w:spacing w:after="0"/>
+            </w:pPr>
+            <w:r>
+              <w:rPr>
+                <w:b/>
+                <w:bCs/>
+                <w:color w:val="12355B"/>
+                <w:sz w:val="16"/>
+                <w:szCs w:val="16"/>
+              </w:rPr>
+              <w:t xml:space="preserve">CORE PROBLEM / GIVEN REPRESENTATION</w:t>
+            </w:r>
+          </w:p>
+        </w:tc>
+        <w:tc>
+          <w:tcPr>
+            <w:tcW w:type="dxa" w:w="3560"/>
+            <w:shd w:fill="EEF4F8" w:color="auto" w:val="clear"/>
+            <w:tcMar>
+              <w:top w:type="dxa" w:w="60"/>
+              <w:left w:type="dxa" w:w="100"/>
+              <w:bottom w:type="dxa" w:w="60"/>
+              <w:right w:type="dxa" w:w="100"/>
+            </w:tcMar>
+          </w:tcPr>
+          <w:p>
+            <w:pPr>
+              <w:spacing w:after="0"/>
+            </w:pPr>
+            <w:r>
+              <w:rPr>
+                <w:b/>
+                <w:bCs/>
+                <w:color w:val="12355B"/>
+                <w:sz w:val="16"/>
+                <w:szCs w:val="16"/>
+              </w:rPr>
+              <w:t xml:space="preserve">WORKING SPACE / CALCULATION STEPS</w:t>
+            </w:r>
+          </w:p>
+        </w:tc>
+        <w:tc>
+          <w:tcPr>
+            <w:tcW w:type="dxa" w:w="3000"/>
             <w:shd w:fill="FBF3E2" w:color="auto" w:val="clear"/>
             <w:tcMar>
               <w:top w:type="dxa" w:w="60"/>
-              <w:left w:type="dxa" w:w="120"/>
+              <w:left w:type="dxa" w:w="100"/>
               <w:bottom w:type="dxa" w:w="60"/>
-              <w:right w:type="dxa" w:w="120"/>
-            </w:tcMar>
-          </w:tcPr>
-          <w:p>
-            <w:pPr>
-              <w:spacing w:after="0" w:line="320"/>
+              <w:right w:type="dxa" w:w="100"/>
+            </w:tcMar>
+          </w:tcPr>
+          <w:p>
+            <w:pPr>
+              <w:spacing w:after="0"/>
+            </w:pPr>
+            <w:r>
+              <w:rPr>
+                <w:b/>
+                <w:bCs/>
+                <w:color w:val="B97A12"/>
+                <w:sz w:val="16"/>
+                <w:szCs w:val="16"/>
+              </w:rPr>
+              <w:t xml:space="preserve">EXPLAIN YOUR REASONING</w:t>
+            </w:r>
+          </w:p>
+        </w:tc>
+      </w:tr>
+      <w:tr>
+        <w:trPr>
+          <w:cantSplit/>
+        </w:trPr>
+        <w:tc>
+          <w:tcPr>
+            <w:tcW w:type="dxa" w:w="2800"/>
+            <w:tcMar>
+              <w:top w:type="dxa" w:w="80"/>
+              <w:left w:type="dxa" w:w="100"/>
+              <w:bottom w:type="dxa" w:w="80"/>
+              <w:right w:type="dxa" w:w="100"/>
+            </w:tcMar>
+            <w:vAlign w:val="top"/>
+          </w:tcPr>
+          <w:p>
+            <w:pPr>
+              <w:spacing w:after="60"/>
+            </w:pPr>
+            <w:r>
+              <w:rPr>
+                <w:b/>
+                <w:bCs/>
+                <w:color w:val="12355B"/>
+                <w:sz w:val="21"/>
+                <w:szCs w:val="21"/>
+              </w:rPr>
+              <w:t xml:space="preserve">2.  </w:t>
+            </w:r>
+            <w:r>
+              <w:rPr>
+                <w:b/>
+                <w:bCs/>
+                <w:sz w:val="20"/>
+                <w:szCs w:val="20"/>
+              </w:rPr>
+              <w:t xml:space="preserve">How does the answer change for 2,000 passengers? Each ride carries 80 passengers and takes 12.5 minutes. How many MINUTES are needed?</w:t>
+            </w:r>
+          </w:p>
+          <w:p>
+            <w:pPr>
+              <w:spacing w:after="30"/>
+              <w:ind w:left="180"/>
+            </w:pPr>
+            <w:r>
+              <w:rPr>
+                <w:sz w:val="19"/>
+                <w:szCs w:val="19"/>
+              </w:rPr>
+              <w:t xml:space="preserve">A)  31.25 minutes</w:t>
+            </w:r>
+          </w:p>
+          <w:p>
+            <w:pPr>
+              <w:spacing w:after="30"/>
+              <w:ind w:left="180"/>
+            </w:pPr>
+            <w:r>
+              <w:rPr>
+                <w:sz w:val="19"/>
+                <w:szCs w:val="19"/>
+              </w:rPr>
+              <w:t xml:space="preserve">B)  300 minutes</w:t>
+            </w:r>
+          </w:p>
+          <w:p>
+            <w:pPr>
+              <w:spacing w:after="30"/>
+              <w:ind w:left="180"/>
+            </w:pPr>
+            <w:r>
+              <w:rPr>
+                <w:sz w:val="19"/>
+                <w:szCs w:val="19"/>
+              </w:rPr>
+              <w:t xml:space="preserve">C)  312.5 minutes</w:t>
+            </w:r>
+          </w:p>
+          <w:p>
+            <w:pPr>
+              <w:spacing w:after="30"/>
+              <w:ind w:left="180"/>
+            </w:pPr>
+            <w:r>
+              <w:rPr>
+                <w:sz w:val="19"/>
+                <w:szCs w:val="19"/>
+              </w:rPr>
+              <w:t xml:space="preserve">D)  3,125 minutes</w:t>
+            </w:r>
+          </w:p>
+        </w:tc>
+        <w:tc>
+          <w:tcPr>
+            <w:tcW w:type="dxa" w:w="3560"/>
+            <w:tcMar>
+              <w:top w:type="dxa" w:w="80"/>
+              <w:left w:type="dxa" w:w="100"/>
+              <w:bottom w:type="dxa" w:w="80"/>
+              <w:right w:type="dxa" w:w="100"/>
+            </w:tcMar>
+            <w:vAlign w:val="top"/>
+          </w:tcPr>
+          <w:p>
+            <w:pPr>
+              <w:spacing w:after="40"/>
+            </w:pPr>
+            <w:r>
+              <w:rPr>
+                <w:b/>
+                <w:bCs/>
+                <w:color w:val="1FA6A2"/>
+                <w:sz w:val="19"/>
+                <w:szCs w:val="19"/>
+              </w:rPr>
+              <w:t xml:space="preserve">Solution:  </w:t>
+            </w:r>
+            <w:r>
+              <w:rPr>
+                <w:b/>
+                <w:bCs/>
+                <w:sz w:val="19"/>
+                <w:szCs w:val="19"/>
+              </w:rPr>
+              <w:t xml:space="preserve">C)  312.5 minutes</w:t>
+            </w:r>
+          </w:p>
+          <w:p>
+            <w:pPr>
+              <w:spacing w:after="40"/>
+            </w:pPr>
+            <w:r>
+              <w:rPr>
+                <w:i/>
+                <w:iCs/>
+                <w:color w:val="5F6F80"/>
+                <w:sz w:val="18"/>
+                <w:szCs w:val="18"/>
+              </w:rPr>
+              <w:t xml:space="preserve">2,000 ÷ 80 = 25 rides, and 25 × 12.5 = 312.5 minutes — half the passengers, half the 625 minutes.</w:t>
+            </w:r>
+          </w:p>
+          <w:p>
+            <w:pPr>
+              <w:pBdr>
+                <w:bottom w:val="single" w:color="AFBECC" w:sz="6"/>
+              </w:pBdr>
+              <w:spacing w:after="30" w:before="150"/>
             </w:pPr>
             <w:r>
               <w:t xml:space="preserve"/>
@@ -3528,7 +4203,125 @@
           </w:p>
           <w:p>
             <w:pPr>
-              <w:spacing w:after="0" w:line="320"/>
+              <w:pBdr>
+                <w:bottom w:val="single" w:color="AFBECC" w:sz="6"/>
+              </w:pBdr>
+              <w:spacing w:after="30" w:before="150"/>
+            </w:pPr>
+            <w:r>
+              <w:t xml:space="preserve"/>
+            </w:r>
+          </w:p>
+        </w:tc>
+        <w:tc>
+          <w:tcPr>
+            <w:tcW w:type="dxa" w:w="3000"/>
+            <w:shd w:fill="FBF3E2" w:color="auto" w:val="clear"/>
+            <w:tcMar>
+              <w:top w:type="dxa" w:w="80"/>
+              <w:left w:type="dxa" w:w="100"/>
+              <w:bottom w:type="dxa" w:w="80"/>
+              <w:right w:type="dxa" w:w="100"/>
+            </w:tcMar>
+            <w:vAlign w:val="top"/>
+          </w:tcPr>
+          <w:p>
+            <w:pPr>
+              <w:spacing w:after="40"/>
+            </w:pPr>
+            <w:r>
+              <w:rPr>
+                <w:b/>
+                <w:bCs/>
+                <w:color w:val="12355B"/>
+                <w:sz w:val="19"/>
+                <w:szCs w:val="19"/>
+              </w:rPr>
+              <w:t xml:space="preserve">Because... </w:t>
+            </w:r>
+            <w:r>
+              <w:rPr>
+                <w:color w:val="AFBECC"/>
+                <w:sz w:val="19"/>
+                <w:szCs w:val="19"/>
+              </w:rPr>
+              <w:t xml:space="preserve">________________</w:t>
+            </w:r>
+          </w:p>
+          <w:p>
+            <w:pPr>
+              <w:pBdr>
+                <w:bottom w:val="single" w:color="AFBECC" w:sz="6"/>
+              </w:pBdr>
+              <w:spacing w:after="30" w:before="150"/>
+            </w:pPr>
+            <w:r>
+              <w:t xml:space="preserve"/>
+            </w:r>
+          </w:p>
+          <w:p>
+            <w:pPr>
+              <w:spacing w:after="40" w:before="80"/>
+            </w:pPr>
+            <w:r>
+              <w:rPr>
+                <w:b/>
+                <w:bCs/>
+                <w:color w:val="6B4FA0"/>
+                <w:sz w:val="19"/>
+                <w:szCs w:val="19"/>
+              </w:rPr>
+              <w:t xml:space="preserve">Although... </w:t>
+            </w:r>
+            <w:r>
+              <w:rPr>
+                <w:color w:val="AFBECC"/>
+                <w:sz w:val="19"/>
+                <w:szCs w:val="19"/>
+              </w:rPr>
+              <w:t xml:space="preserve">_______________</w:t>
+            </w:r>
+          </w:p>
+          <w:p>
+            <w:pPr>
+              <w:pBdr>
+                <w:bottom w:val="single" w:color="AFBECC" w:sz="6"/>
+              </w:pBdr>
+              <w:spacing w:after="30" w:before="150"/>
+            </w:pPr>
+            <w:r>
+              <w:t xml:space="preserve"/>
+            </w:r>
+          </w:p>
+          <w:p>
+            <w:pPr>
+              <w:spacing w:after="40" w:before="80"/>
+            </w:pPr>
+            <w:r>
+              <w:rPr>
+                <w:b/>
+                <w:bCs/>
+                <w:color w:val="1FA6A2"/>
+                <w:sz w:val="19"/>
+                <w:szCs w:val="19"/>
+              </w:rPr>
+              <w:t xml:space="preserve">Therefore... </w:t>
+            </w:r>
+            <w:r>
+              <w:rPr>
+                <w:color w:val="AFBECC"/>
+                <w:sz w:val="19"/>
+                <w:szCs w:val="19"/>
+              </w:rPr>
+              <w:t xml:space="preserve">______________</w:t>
+            </w:r>
+          </w:p>
+          <w:p>
+            <w:pPr>
+              <w:pBdr>
+                <w:bottom w:val="single" w:color="AFBECC" w:sz="6"/>
+              </w:pBdr>
+              <w:spacing w:after="30" w:before="150"/>
             </w:pPr>
             <w:r>
               <w:t xml:space="preserve"/>
@@ -3539,84 +4332,7 @@
     </w:tbl>
     <w:p>
       <w:pPr>
-        <w:keepNext/>
-        <w:spacing w:after="60" w:before="160"/>
-      </w:pPr>
-      <w:r>
-        <w:rPr>
-          <w:b/>
-          <w:bCs/>
-          <w:color w:val="12355B"/>
-          <w:sz w:val="22"/>
-          <w:szCs w:val="22"/>
-        </w:rPr>
-        <w:t xml:space="preserve">3.  </w:t>
-      </w:r>
-      <w:r>
-        <w:rPr>
-          <w:b/>
-          <w:bCs/>
-          <w:sz w:val="21"/>
-          <w:szCs w:val="21"/>
-        </w:rPr>
-        <w:t xml:space="preserve">One round trip takes 35 minutes. Using the table (35 → 1, 350 → 10, 525 → 15, 700 → 20), how many round trips does a tram car complete in 10 hours?</w:t>
-      </w:r>
-    </w:p>
-    <w:p>
-      <w:pPr>
-        <w:spacing w:after="40"/>
-        <w:ind w:left="420"/>
-      </w:pPr>
-      <w:r>
-        <w:rPr>
-          <w:sz w:val="20"/>
-          <w:szCs w:val="20"/>
-        </w:rPr>
-        <w:t xml:space="preserve">A)  15 round trips</w:t>
-      </w:r>
-    </w:p>
-    <w:p>
-      <w:pPr>
-        <w:spacing w:after="40"/>
-        <w:ind w:left="420"/>
-      </w:pPr>
-      <w:r>
-        <w:rPr>
-          <w:sz w:val="20"/>
-          <w:szCs w:val="20"/>
-        </w:rPr>
-        <w:t xml:space="preserve">B)  17 round trips</w:t>
-      </w:r>
-    </w:p>
-    <w:p>
-      <w:pPr>
-        <w:spacing w:after="40"/>
-        <w:ind w:left="420"/>
-      </w:pPr>
-      <w:r>
-        <w:rPr>
-          <w:sz w:val="20"/>
-          <w:szCs w:val="20"/>
-        </w:rPr>
-        <w:t xml:space="preserve">C)  18 round trips</w:t>
-      </w:r>
-    </w:p>
-    <w:p>
-      <w:pPr>
-        <w:spacing w:after="40"/>
-        <w:ind w:left="420"/>
-      </w:pPr>
-      <w:r>
-        <w:rPr>
-          <w:sz w:val="20"/>
-          <w:szCs w:val="20"/>
-        </w:rPr>
-        <w:t xml:space="preserve">D)  20 round trips</w:t>
-      </w:r>
-    </w:p>
-    <w:p>
-      <w:pPr>
-        <w:spacing w:after="20"/>
+        <w:spacing w:after="80"/>
       </w:pPr>
       <w:r>
         <w:t xml:space="preserve"/>
@@ -3624,33 +4340,256 @@
     </w:p>
     <w:tbl>
       <w:tblPr>
-        <w:tblW w:type="pct" w:w="100%"/>
+        <w:tblW w:type="dxa" w:w="9360"/>
         <w:tblBorders>
           <w:top w:val="single" w:color="C7D2DD" w:sz="6"/>
           <w:left w:val="single" w:color="C7D2DD" w:sz="6"/>
           <w:bottom w:val="single" w:color="C7D2DD" w:sz="6"/>
           <w:right w:val="single" w:color="C7D2DD" w:sz="6"/>
-          <w:insideH w:val="single" w:color="auto" w:sz="4"/>
-          <w:insideV w:val="single" w:color="auto" w:sz="4"/>
+          <w:insideH w:val="single" w:color="C7D2DD" w:sz="6"/>
+          <w:insideV w:val="single" w:color="C7D2DD" w:sz="6"/>
         </w:tblBorders>
       </w:tblPr>
       <w:tblGrid>
-        <w:gridCol w:w="100"/>
+        <w:gridCol w:w="2800"/>
+        <w:gridCol w:w="3560"/>
+        <w:gridCol w:w="3000"/>
       </w:tblGrid>
       <w:tr>
-        <w:tc>
-          <w:tcPr>
+        <w:trPr>
+          <w:cantSplit/>
+          <w:tblHeader/>
+        </w:trPr>
+        <w:tc>
+          <w:tcPr>
+            <w:tcW w:type="dxa" w:w="2800"/>
+            <w:shd w:fill="EEF4F8" w:color="auto" w:val="clear"/>
+            <w:tcMar>
+              <w:top w:type="dxa" w:w="60"/>
+              <w:left w:type="dxa" w:w="100"/>
+              <w:bottom w:type="dxa" w:w="60"/>
+              <w:right w:type="dxa" w:w="100"/>
+            </w:tcMar>
+          </w:tcPr>
+          <w:p>
+            <w:pPr>
+              <w:spacing w:after="0"/>
+            </w:pPr>
+            <w:r>
+              <w:rPr>
+                <w:b/>
+                <w:bCs/>
+                <w:color w:val="12355B"/>
+                <w:sz w:val="16"/>
+                <w:szCs w:val="16"/>
+              </w:rPr>
+              <w:t xml:space="preserve">CORE PROBLEM / GIVEN REPRESENTATION</w:t>
+            </w:r>
+          </w:p>
+        </w:tc>
+        <w:tc>
+          <w:tcPr>
+            <w:tcW w:type="dxa" w:w="3560"/>
+            <w:shd w:fill="EEF4F8" w:color="auto" w:val="clear"/>
+            <w:tcMar>
+              <w:top w:type="dxa" w:w="60"/>
+              <w:left w:type="dxa" w:w="100"/>
+              <w:bottom w:type="dxa" w:w="60"/>
+              <w:right w:type="dxa" w:w="100"/>
+            </w:tcMar>
+          </w:tcPr>
+          <w:p>
+            <w:pPr>
+              <w:spacing w:after="0"/>
+            </w:pPr>
+            <w:r>
+              <w:rPr>
+                <w:b/>
+                <w:bCs/>
+                <w:color w:val="12355B"/>
+                <w:sz w:val="16"/>
+                <w:szCs w:val="16"/>
+              </w:rPr>
+              <w:t xml:space="preserve">WORKING SPACE / CALCULATION STEPS</w:t>
+            </w:r>
+          </w:p>
+        </w:tc>
+        <w:tc>
+          <w:tcPr>
+            <w:tcW w:type="dxa" w:w="3000"/>
             <w:shd w:fill="FBF3E2" w:color="auto" w:val="clear"/>
             <w:tcMar>
               <w:top w:type="dxa" w:w="60"/>
-              <w:left w:type="dxa" w:w="120"/>
+              <w:left w:type="dxa" w:w="100"/>
               <w:bottom w:type="dxa" w:w="60"/>
-              <w:right w:type="dxa" w:w="120"/>
-            </w:tcMar>
-          </w:tcPr>
-          <w:p>
-            <w:pPr>
-              <w:spacing w:after="0" w:line="320"/>
+              <w:right w:type="dxa" w:w="100"/>
+            </w:tcMar>
+          </w:tcPr>
+          <w:p>
+            <w:pPr>
+              <w:spacing w:after="0"/>
+            </w:pPr>
+            <w:r>
+              <w:rPr>
+                <w:b/>
+                <w:bCs/>
+                <w:color w:val="B97A12"/>
+                <w:sz w:val="16"/>
+                <w:szCs w:val="16"/>
+              </w:rPr>
+              <w:t xml:space="preserve">EXPLAIN YOUR REASONING</w:t>
+            </w:r>
+          </w:p>
+        </w:tc>
+      </w:tr>
+      <w:tr>
+        <w:trPr>
+          <w:cantSplit/>
+        </w:trPr>
+        <w:tc>
+          <w:tcPr>
+            <w:tcW w:type="dxa" w:w="2800"/>
+            <w:tcMar>
+              <w:top w:type="dxa" w:w="80"/>
+              <w:left w:type="dxa" w:w="100"/>
+              <w:bottom w:type="dxa" w:w="80"/>
+              <w:right w:type="dxa" w:w="100"/>
+            </w:tcMar>
+            <w:vAlign w:val="top"/>
+          </w:tcPr>
+          <w:p>
+            <w:pPr>
+              <w:spacing w:after="60"/>
+            </w:pPr>
+            <w:r>
+              <w:rPr>
+                <w:b/>
+                <w:bCs/>
+                <w:color w:val="12355B"/>
+                <w:sz w:val="21"/>
+                <w:szCs w:val="21"/>
+              </w:rPr>
+              <w:t xml:space="preserve">3.  </w:t>
+            </w:r>
+            <w:r>
+              <w:rPr>
+                <w:b/>
+                <w:bCs/>
+                <w:sz w:val="20"/>
+                <w:szCs w:val="20"/>
+              </w:rPr>
+              <w:t xml:space="preserve">One round trip takes 35 minutes. Using the table (35 → 1, 350 → 10, 525 → 15, 700 → 20), how many round trips does a tram car complete in 10 hours?</w:t>
+            </w:r>
+          </w:p>
+          <w:p>
+            <w:pPr>
+              <w:spacing w:after="30"/>
+              <w:ind w:left="180"/>
+            </w:pPr>
+            <w:r>
+              <w:rPr>
+                <w:sz w:val="19"/>
+                <w:szCs w:val="19"/>
+              </w:rPr>
+              <w:t xml:space="preserve">A)  15 round trips</w:t>
+            </w:r>
+          </w:p>
+          <w:p>
+            <w:pPr>
+              <w:spacing w:after="30"/>
+              <w:ind w:left="180"/>
+            </w:pPr>
+            <w:r>
+              <w:rPr>
+                <w:sz w:val="19"/>
+                <w:szCs w:val="19"/>
+              </w:rPr>
+              <w:t xml:space="preserve">B)  17 round trips</w:t>
+            </w:r>
+          </w:p>
+          <w:p>
+            <w:pPr>
+              <w:spacing w:after="30"/>
+              <w:ind w:left="180"/>
+            </w:pPr>
+            <w:r>
+              <w:rPr>
+                <w:sz w:val="19"/>
+                <w:szCs w:val="19"/>
+              </w:rPr>
+              <w:t xml:space="preserve">C)  18 round trips</w:t>
+            </w:r>
+          </w:p>
+          <w:p>
+            <w:pPr>
+              <w:spacing w:after="30"/>
+              <w:ind w:left="180"/>
+            </w:pPr>
+            <w:r>
+              <w:rPr>
+                <w:sz w:val="19"/>
+                <w:szCs w:val="19"/>
+              </w:rPr>
+              <w:t xml:space="preserve">D)  20 round trips</w:t>
+            </w:r>
+          </w:p>
+        </w:tc>
+        <w:tc>
+          <w:tcPr>
+            <w:tcW w:type="dxa" w:w="3560"/>
+            <w:tcMar>
+              <w:top w:type="dxa" w:w="80"/>
+              <w:left w:type="dxa" w:w="100"/>
+              <w:bottom w:type="dxa" w:w="80"/>
+              <w:right w:type="dxa" w:w="100"/>
+            </w:tcMar>
+            <w:vAlign w:val="top"/>
+          </w:tcPr>
+          <w:p>
+            <w:pPr>
+              <w:spacing w:after="40"/>
+            </w:pPr>
+            <w:r>
+              <w:rPr>
+                <w:b/>
+                <w:bCs/>
+                <w:color w:val="1FA6A2"/>
+                <w:sz w:val="19"/>
+                <w:szCs w:val="19"/>
+              </w:rPr>
+              <w:t xml:space="preserve">Solution:  </w:t>
+            </w:r>
+            <w:r>
+              <w:rPr>
+                <w:b/>
+                <w:bCs/>
+                <w:sz w:val="19"/>
+                <w:szCs w:val="19"/>
+              </w:rPr>
+              <w:t xml:space="preserve">B)  17 round trips</w:t>
+            </w:r>
+          </w:p>
+          <w:p>
+            <w:pPr>
+              <w:spacing w:after="40"/>
+            </w:pPr>
+            <w:r>
+              <w:rPr>
+                <w:i/>
+                <w:iCs/>
+                <w:color w:val="5F6F80"/>
+                <w:sz w:val="18"/>
+                <w:szCs w:val="18"/>
+              </w:rPr>
+              <w:t xml:space="preserve">10 hours is 600 minutes. 17 trips take 17 × 35 = 595 minutes, and an 18th trip would need 630 — past the 600. So the tram completes 17 round trips.</w:t>
+            </w:r>
+          </w:p>
+          <w:p>
+            <w:pPr>
+              <w:pBdr>
+                <w:bottom w:val="single" w:color="AFBECC" w:sz="6"/>
+              </w:pBdr>
+              <w:spacing w:after="30" w:before="150"/>
             </w:pPr>
             <w:r>
               <w:t xml:space="preserve"/>
@@ -3658,7 +4597,125 @@
           </w:p>
           <w:p>
             <w:pPr>
-              <w:spacing w:after="0" w:line="320"/>
+              <w:pBdr>
+                <w:bottom w:val="single" w:color="AFBECC" w:sz="6"/>
+              </w:pBdr>
+              <w:spacing w:after="30" w:before="150"/>
+            </w:pPr>
+            <w:r>
+              <w:t xml:space="preserve"/>
+            </w:r>
+          </w:p>
+        </w:tc>
+        <w:tc>
+          <w:tcPr>
+            <w:tcW w:type="dxa" w:w="3000"/>
+            <w:shd w:fill="FBF3E2" w:color="auto" w:val="clear"/>
+            <w:tcMar>
+              <w:top w:type="dxa" w:w="80"/>
+              <w:left w:type="dxa" w:w="100"/>
+              <w:bottom w:type="dxa" w:w="80"/>
+              <w:right w:type="dxa" w:w="100"/>
+            </w:tcMar>
+            <w:vAlign w:val="top"/>
+          </w:tcPr>
+          <w:p>
+            <w:pPr>
+              <w:spacing w:after="40"/>
+            </w:pPr>
+            <w:r>
+              <w:rPr>
+                <w:b/>
+                <w:bCs/>
+                <w:color w:val="12355B"/>
+                <w:sz w:val="19"/>
+                <w:szCs w:val="19"/>
+              </w:rPr>
+              <w:t xml:space="preserve">Because... </w:t>
+            </w:r>
+            <w:r>
+              <w:rPr>
+                <w:color w:val="AFBECC"/>
+                <w:sz w:val="19"/>
+                <w:szCs w:val="19"/>
+              </w:rPr>
+              <w:t xml:space="preserve">________________</w:t>
+            </w:r>
+          </w:p>
+          <w:p>
+            <w:pPr>
+              <w:pBdr>
+                <w:bottom w:val="single" w:color="AFBECC" w:sz="6"/>
+              </w:pBdr>
+              <w:spacing w:after="30" w:before="150"/>
+            </w:pPr>
+            <w:r>
+              <w:t xml:space="preserve"/>
+            </w:r>
+          </w:p>
+          <w:p>
+            <w:pPr>
+              <w:spacing w:after="40" w:before="80"/>
+            </w:pPr>
+            <w:r>
+              <w:rPr>
+                <w:b/>
+                <w:bCs/>
+                <w:color w:val="6B4FA0"/>
+                <w:sz w:val="19"/>
+                <w:szCs w:val="19"/>
+              </w:rPr>
+              <w:t xml:space="preserve">Although... </w:t>
+            </w:r>
+            <w:r>
+              <w:rPr>
+                <w:color w:val="AFBECC"/>
+                <w:sz w:val="19"/>
+                <w:szCs w:val="19"/>
+              </w:rPr>
+              <w:t xml:space="preserve">_______________</w:t>
+            </w:r>
+          </w:p>
+          <w:p>
+            <w:pPr>
+              <w:pBdr>
+                <w:bottom w:val="single" w:color="AFBECC" w:sz="6"/>
+              </w:pBdr>
+              <w:spacing w:after="30" w:before="150"/>
+            </w:pPr>
+            <w:r>
+              <w:t xml:space="preserve"/>
+            </w:r>
+          </w:p>
+          <w:p>
+            <w:pPr>
+              <w:spacing w:after="40" w:before="80"/>
+            </w:pPr>
+            <w:r>
+              <w:rPr>
+                <w:b/>
+                <w:bCs/>
+                <w:color w:val="1FA6A2"/>
+                <w:sz w:val="19"/>
+                <w:szCs w:val="19"/>
+              </w:rPr>
+              <w:t xml:space="preserve">Therefore... </w:t>
+            </w:r>
+            <w:r>
+              <w:rPr>
+                <w:color w:val="AFBECC"/>
+                <w:sz w:val="19"/>
+                <w:szCs w:val="19"/>
+              </w:rPr>
+              <w:t xml:space="preserve">______________</w:t>
+            </w:r>
+          </w:p>
+          <w:p>
+            <w:pPr>
+              <w:pBdr>
+                <w:bottom w:val="single" w:color="AFBECC" w:sz="6"/>
+              </w:pBdr>
+              <w:spacing w:after="30" w:before="150"/>
             </w:pPr>
             <w:r>
               <w:t xml:space="preserve"/>
@@ -3669,58 +4726,197 @@
     </w:tbl>
     <w:p>
       <w:pPr>
-        <w:keepNext/>
-        <w:spacing w:after="60" w:before="160"/>
-      </w:pPr>
-      <w:r>
-        <w:rPr>
-          <w:b/>
-          <w:bCs/>
-          <w:color w:val="12355B"/>
-          <w:sz w:val="22"/>
-          <w:szCs w:val="22"/>
-        </w:rPr>
-        <w:t xml:space="preserve">4.  </w:t>
-      </w:r>
-      <w:r>
-        <w:rPr>
-          <w:b/>
-          <w:bCs/>
-          <w:sz w:val="21"/>
-          <w:szCs w:val="21"/>
-        </w:rPr>
-        <w:t xml:space="preserve">The two tram problems both use the 35-minute or 12.5-minute ride times. How are the two problems the SAME, and how are they DIFFERENT?</w:t>
+        <w:spacing w:after="80"/>
+      </w:pPr>
+      <w:r>
+        <w:t xml:space="preserve"/>
       </w:r>
     </w:p>
     <w:tbl>
       <w:tblPr>
-        <w:tblW w:type="pct" w:w="100%"/>
+        <w:tblW w:type="dxa" w:w="9360"/>
         <w:tblBorders>
           <w:top w:val="single" w:color="C7D2DD" w:sz="6"/>
           <w:left w:val="single" w:color="C7D2DD" w:sz="6"/>
           <w:bottom w:val="single" w:color="C7D2DD" w:sz="6"/>
           <w:right w:val="single" w:color="C7D2DD" w:sz="6"/>
-          <w:insideH w:val="single" w:color="auto" w:sz="4"/>
-          <w:insideV w:val="single" w:color="auto" w:sz="4"/>
+          <w:insideH w:val="single" w:color="C7D2DD" w:sz="6"/>
+          <w:insideV w:val="single" w:color="C7D2DD" w:sz="6"/>
         </w:tblBorders>
       </w:tblPr>
       <w:tblGrid>
-        <w:gridCol w:w="100"/>
+        <w:gridCol w:w="2800"/>
+        <w:gridCol w:w="3560"/>
+        <w:gridCol w:w="3000"/>
       </w:tblGrid>
       <w:tr>
-        <w:tc>
-          <w:tcPr>
+        <w:trPr>
+          <w:cantSplit/>
+          <w:tblHeader/>
+        </w:trPr>
+        <w:tc>
+          <w:tcPr>
+            <w:tcW w:type="dxa" w:w="2800"/>
+            <w:shd w:fill="EEF4F8" w:color="auto" w:val="clear"/>
+            <w:tcMar>
+              <w:top w:type="dxa" w:w="60"/>
+              <w:left w:type="dxa" w:w="100"/>
+              <w:bottom w:type="dxa" w:w="60"/>
+              <w:right w:type="dxa" w:w="100"/>
+            </w:tcMar>
+          </w:tcPr>
+          <w:p>
+            <w:pPr>
+              <w:spacing w:after="0"/>
+            </w:pPr>
+            <w:r>
+              <w:rPr>
+                <w:b/>
+                <w:bCs/>
+                <w:color w:val="12355B"/>
+                <w:sz w:val="16"/>
+                <w:szCs w:val="16"/>
+              </w:rPr>
+              <w:t xml:space="preserve">CORE PROBLEM / GIVEN REPRESENTATION</w:t>
+            </w:r>
+          </w:p>
+        </w:tc>
+        <w:tc>
+          <w:tcPr>
+            <w:tcW w:type="dxa" w:w="3560"/>
+            <w:shd w:fill="EEF4F8" w:color="auto" w:val="clear"/>
+            <w:tcMar>
+              <w:top w:type="dxa" w:w="60"/>
+              <w:left w:type="dxa" w:w="100"/>
+              <w:bottom w:type="dxa" w:w="60"/>
+              <w:right w:type="dxa" w:w="100"/>
+            </w:tcMar>
+          </w:tcPr>
+          <w:p>
+            <w:pPr>
+              <w:spacing w:after="0"/>
+            </w:pPr>
+            <w:r>
+              <w:rPr>
+                <w:b/>
+                <w:bCs/>
+                <w:color w:val="12355B"/>
+                <w:sz w:val="16"/>
+                <w:szCs w:val="16"/>
+              </w:rPr>
+              <w:t xml:space="preserve">WORKING SPACE / CALCULATION STEPS</w:t>
+            </w:r>
+          </w:p>
+        </w:tc>
+        <w:tc>
+          <w:tcPr>
+            <w:tcW w:type="dxa" w:w="3000"/>
             <w:shd w:fill="FBF3E2" w:color="auto" w:val="clear"/>
             <w:tcMar>
               <w:top w:type="dxa" w:w="60"/>
-              <w:left w:type="dxa" w:w="120"/>
+              <w:left w:type="dxa" w:w="100"/>
               <w:bottom w:type="dxa" w:w="60"/>
-              <w:right w:type="dxa" w:w="120"/>
-            </w:tcMar>
-          </w:tcPr>
-          <w:p>
-            <w:pPr>
-              <w:spacing w:after="0" w:line="320"/>
+              <w:right w:type="dxa" w:w="100"/>
+            </w:tcMar>
+          </w:tcPr>
+          <w:p>
+            <w:pPr>
+              <w:spacing w:after="0"/>
+            </w:pPr>
+            <w:r>
+              <w:rPr>
+                <w:b/>
+                <w:bCs/>
+                <w:color w:val="B97A12"/>
+                <w:sz w:val="16"/>
+                <w:szCs w:val="16"/>
+              </w:rPr>
+              <w:t xml:space="preserve">EXPLAIN YOUR REASONING</w:t>
+            </w:r>
+          </w:p>
+        </w:tc>
+      </w:tr>
+      <w:tr>
+        <w:trPr>
+          <w:cantSplit/>
+        </w:trPr>
+        <w:tc>
+          <w:tcPr>
+            <w:tcW w:type="dxa" w:w="2800"/>
+            <w:tcMar>
+              <w:top w:type="dxa" w:w="80"/>
+              <w:left w:type="dxa" w:w="100"/>
+              <w:bottom w:type="dxa" w:w="80"/>
+              <w:right w:type="dxa" w:w="100"/>
+            </w:tcMar>
+            <w:vAlign w:val="top"/>
+          </w:tcPr>
+          <w:p>
+            <w:pPr>
+              <w:spacing w:after="60"/>
+            </w:pPr>
+            <w:r>
+              <w:rPr>
+                <w:b/>
+                <w:bCs/>
+                <w:color w:val="12355B"/>
+                <w:sz w:val="21"/>
+                <w:szCs w:val="21"/>
+              </w:rPr>
+              <w:t xml:space="preserve">4.  </w:t>
+            </w:r>
+            <w:r>
+              <w:rPr>
+                <w:b/>
+                <w:bCs/>
+                <w:sz w:val="20"/>
+                <w:szCs w:val="20"/>
+              </w:rPr>
+              <w:t xml:space="preserve">Compare these tram problems. A: A tram carries 80 passengers per ride and each ride takes 35 minutes. How long would 4,000 passengers take? B: A different tram completes a round trip in 12.5 minutes. How many round trips fit in 10 hours? How are the problems alike and different?</w:t>
+            </w:r>
+          </w:p>
+        </w:tc>
+        <w:tc>
+          <w:tcPr>
+            <w:tcW w:type="dxa" w:w="3560"/>
+            <w:tcMar>
+              <w:top w:type="dxa" w:w="80"/>
+              <w:left w:type="dxa" w:w="100"/>
+              <w:bottom w:type="dxa" w:w="80"/>
+              <w:right w:type="dxa" w:w="100"/>
+            </w:tcMar>
+            <w:vAlign w:val="top"/>
+          </w:tcPr>
+          <w:p>
+            <w:pPr>
+              <w:spacing w:after="40"/>
+            </w:pPr>
+            <w:r>
+              <w:rPr>
+                <w:b/>
+                <w:bCs/>
+                <w:color w:val="1FA6A2"/>
+                <w:sz w:val="19"/>
+                <w:szCs w:val="19"/>
+              </w:rPr>
+              <w:t xml:space="preserve">Solution:  </w:t>
+            </w:r>
+            <w:r>
+              <w:rPr>
+                <w:b/>
+                <w:bCs/>
+                <w:sz w:val="19"/>
+                <w:szCs w:val="19"/>
+              </w:rPr>
+              <w:t xml:space="preserve">Answers vary.</w:t>
+            </w:r>
+          </w:p>
+          <w:p>
+            <w:pPr>
+              <w:pBdr>
+                <w:bottom w:val="single" w:color="AFBECC" w:sz="6"/>
+              </w:pBdr>
+              <w:spacing w:after="30" w:before="150"/>
             </w:pPr>
             <w:r>
               <w:t xml:space="preserve"/>
@@ -3728,15 +4924,57 @@
           </w:p>
           <w:p>
             <w:pPr>
-              <w:spacing w:after="0" w:line="320"/>
+              <w:pBdr>
+                <w:bottom w:val="single" w:color="AFBECC" w:sz="6"/>
+              </w:pBdr>
+              <w:spacing w:after="30" w:before="150"/>
             </w:pPr>
             <w:r>
               <w:t xml:space="preserve"/>
             </w:r>
           </w:p>
-          <w:p>
-            <w:pPr>
-              <w:spacing w:after="0" w:line="320"/>
+        </w:tc>
+        <w:tc>
+          <w:tcPr>
+            <w:tcW w:type="dxa" w:w="3000"/>
+            <w:shd w:fill="FBF3E2" w:color="auto" w:val="clear"/>
+            <w:tcMar>
+              <w:top w:type="dxa" w:w="80"/>
+              <w:left w:type="dxa" w:w="100"/>
+              <w:bottom w:type="dxa" w:w="80"/>
+              <w:right w:type="dxa" w:w="100"/>
+            </w:tcMar>
+            <w:vAlign w:val="top"/>
+          </w:tcPr>
+          <w:p>
+            <w:pPr>
+              <w:spacing w:after="40"/>
+            </w:pPr>
+            <w:r>
+              <w:rPr>
+                <w:b/>
+                <w:bCs/>
+                <w:color w:val="12355B"/>
+                <w:sz w:val="19"/>
+                <w:szCs w:val="19"/>
+              </w:rPr>
+              <w:t xml:space="preserve">Because... </w:t>
+            </w:r>
+            <w:r>
+              <w:rPr>
+                <w:color w:val="AFBECC"/>
+                <w:sz w:val="19"/>
+                <w:szCs w:val="19"/>
+              </w:rPr>
+              <w:t xml:space="preserve">________________</w:t>
+            </w:r>
+          </w:p>
+          <w:p>
+            <w:pPr>
+              <w:pBdr>
+                <w:bottom w:val="single" w:color="AFBECC" w:sz="6"/>
+              </w:pBdr>
+              <w:spacing w:after="30" w:before="150"/>
             </w:pPr>
             <w:r>
               <w:t xml:space="preserve"/>
@@ -3744,7 +4982,67 @@
           </w:p>
           <w:p>
             <w:pPr>
-              <w:spacing w:after="0" w:line="320"/>
+              <w:spacing w:after="40" w:before="80"/>
+            </w:pPr>
+            <w:r>
+              <w:rPr>
+                <w:b/>
+                <w:bCs/>
+                <w:color w:val="6B4FA0"/>
+                <w:sz w:val="19"/>
+                <w:szCs w:val="19"/>
+              </w:rPr>
+              <w:t xml:space="preserve">Although... </w:t>
+            </w:r>
+            <w:r>
+              <w:rPr>
+                <w:color w:val="AFBECC"/>
+                <w:sz w:val="19"/>
+                <w:szCs w:val="19"/>
+              </w:rPr>
+              <w:t xml:space="preserve">_______________</w:t>
+            </w:r>
+          </w:p>
+          <w:p>
+            <w:pPr>
+              <w:pBdr>
+                <w:bottom w:val="single" w:color="AFBECC" w:sz="6"/>
+              </w:pBdr>
+              <w:spacing w:after="30" w:before="150"/>
+            </w:pPr>
+            <w:r>
+              <w:t xml:space="preserve"/>
+            </w:r>
+          </w:p>
+          <w:p>
+            <w:pPr>
+              <w:spacing w:after="40" w:before="80"/>
+            </w:pPr>
+            <w:r>
+              <w:rPr>
+                <w:b/>
+                <w:bCs/>
+                <w:color w:val="1FA6A2"/>
+                <w:sz w:val="19"/>
+                <w:szCs w:val="19"/>
+              </w:rPr>
+              <w:t xml:space="preserve">Therefore... </w:t>
+            </w:r>
+            <w:r>
+              <w:rPr>
+                <w:color w:val="AFBECC"/>
+                <w:sz w:val="19"/>
+                <w:szCs w:val="19"/>
+              </w:rPr>
+              <w:t xml:space="preserve">______________</w:t>
+            </w:r>
+          </w:p>
+          <w:p>
+            <w:pPr>
+              <w:pBdr>
+                <w:bottom w:val="single" w:color="AFBECC" w:sz="6"/>
+              </w:pBdr>
+              <w:spacing w:after="30" w:before="150"/>
             </w:pPr>
             <w:r>
               <w:t xml:space="preserve"/>
@@ -3755,84 +5053,7 @@
     </w:tbl>
     <w:p>
       <w:pPr>
-        <w:keepNext/>
-        <w:spacing w:after="60" w:before="160"/>
-      </w:pPr>
-      <w:r>
-        <w:rPr>
-          <w:b/>
-          <w:bCs/>
-          <w:color w:val="12355B"/>
-          <w:sz w:val="22"/>
-          <w:szCs w:val="22"/>
-        </w:rPr>
-        <w:t xml:space="preserve">5.  </w:t>
-      </w:r>
-      <w:r>
-        <w:rPr>
-          <w:b/>
-          <w:bCs/>
-          <w:sz w:val="21"/>
-          <w:szCs w:val="21"/>
-        </w:rPr>
-        <w:t xml:space="preserve">The round trip is 5 miles. How far does a tram car travel in 5 round trips?</w:t>
-      </w:r>
-    </w:p>
-    <w:p>
-      <w:pPr>
-        <w:spacing w:after="40"/>
-        <w:ind w:left="420"/>
-      </w:pPr>
-      <w:r>
-        <w:rPr>
-          <w:sz w:val="20"/>
-          <w:szCs w:val="20"/>
-        </w:rPr>
-        <w:t xml:space="preserve">A)  1 mile</w:t>
-      </w:r>
-    </w:p>
-    <w:p>
-      <w:pPr>
-        <w:spacing w:after="40"/>
-        <w:ind w:left="420"/>
-      </w:pPr>
-      <w:r>
-        <w:rPr>
-          <w:sz w:val="20"/>
-          <w:szCs w:val="20"/>
-        </w:rPr>
-        <w:t xml:space="preserve">B)  10 miles</w:t>
-      </w:r>
-    </w:p>
-    <w:p>
-      <w:pPr>
-        <w:spacing w:after="40"/>
-        <w:ind w:left="420"/>
-      </w:pPr>
-      <w:r>
-        <w:rPr>
-          <w:sz w:val="20"/>
-          <w:szCs w:val="20"/>
-        </w:rPr>
-        <w:t xml:space="preserve">C)  25 miles</w:t>
-      </w:r>
-    </w:p>
-    <w:p>
-      <w:pPr>
-        <w:spacing w:after="40"/>
-        <w:ind w:left="420"/>
-      </w:pPr>
-      <w:r>
-        <w:rPr>
-          <w:sz w:val="20"/>
-          <w:szCs w:val="20"/>
-        </w:rPr>
-        <w:t xml:space="preserve">D)  50 miles</w:t>
-      </w:r>
-    </w:p>
-    <w:p>
-      <w:pPr>
-        <w:spacing w:after="20"/>
+        <w:spacing w:after="80"/>
       </w:pPr>
       <w:r>
         <w:t xml:space="preserve"/>
@@ -3840,33 +5061,256 @@
     </w:p>
     <w:tbl>
       <w:tblPr>
-        <w:tblW w:type="pct" w:w="100%"/>
+        <w:tblW w:type="dxa" w:w="9360"/>
         <w:tblBorders>
           <w:top w:val="single" w:color="C7D2DD" w:sz="6"/>
           <w:left w:val="single" w:color="C7D2DD" w:sz="6"/>
           <w:bottom w:val="single" w:color="C7D2DD" w:sz="6"/>
           <w:right w:val="single" w:color="C7D2DD" w:sz="6"/>
-          <w:insideH w:val="single" w:color="auto" w:sz="4"/>
-          <w:insideV w:val="single" w:color="auto" w:sz="4"/>
+          <w:insideH w:val="single" w:color="C7D2DD" w:sz="6"/>
+          <w:insideV w:val="single" w:color="C7D2DD" w:sz="6"/>
         </w:tblBorders>
       </w:tblPr>
       <w:tblGrid>
-        <w:gridCol w:w="100"/>
+        <w:gridCol w:w="2800"/>
+        <w:gridCol w:w="3560"/>
+        <w:gridCol w:w="3000"/>
       </w:tblGrid>
       <w:tr>
-        <w:tc>
-          <w:tcPr>
+        <w:trPr>
+          <w:cantSplit/>
+          <w:tblHeader/>
+        </w:trPr>
+        <w:tc>
+          <w:tcPr>
+            <w:tcW w:type="dxa" w:w="2800"/>
+            <w:shd w:fill="EEF4F8" w:color="auto" w:val="clear"/>
+            <w:tcMar>
+              <w:top w:type="dxa" w:w="60"/>
+              <w:left w:type="dxa" w:w="100"/>
+              <w:bottom w:type="dxa" w:w="60"/>
+              <w:right w:type="dxa" w:w="100"/>
+            </w:tcMar>
+          </w:tcPr>
+          <w:p>
+            <w:pPr>
+              <w:spacing w:after="0"/>
+            </w:pPr>
+            <w:r>
+              <w:rPr>
+                <w:b/>
+                <w:bCs/>
+                <w:color w:val="12355B"/>
+                <w:sz w:val="16"/>
+                <w:szCs w:val="16"/>
+              </w:rPr>
+              <w:t xml:space="preserve">CORE PROBLEM / GIVEN REPRESENTATION</w:t>
+            </w:r>
+          </w:p>
+        </w:tc>
+        <w:tc>
+          <w:tcPr>
+            <w:tcW w:type="dxa" w:w="3560"/>
+            <w:shd w:fill="EEF4F8" w:color="auto" w:val="clear"/>
+            <w:tcMar>
+              <w:top w:type="dxa" w:w="60"/>
+              <w:left w:type="dxa" w:w="100"/>
+              <w:bottom w:type="dxa" w:w="60"/>
+              <w:right w:type="dxa" w:w="100"/>
+            </w:tcMar>
+          </w:tcPr>
+          <w:p>
+            <w:pPr>
+              <w:spacing w:after="0"/>
+            </w:pPr>
+            <w:r>
+              <w:rPr>
+                <w:b/>
+                <w:bCs/>
+                <w:color w:val="12355B"/>
+                <w:sz w:val="16"/>
+                <w:szCs w:val="16"/>
+              </w:rPr>
+              <w:t xml:space="preserve">WORKING SPACE / CALCULATION STEPS</w:t>
+            </w:r>
+          </w:p>
+        </w:tc>
+        <w:tc>
+          <w:tcPr>
+            <w:tcW w:type="dxa" w:w="3000"/>
             <w:shd w:fill="FBF3E2" w:color="auto" w:val="clear"/>
             <w:tcMar>
               <w:top w:type="dxa" w:w="60"/>
-              <w:left w:type="dxa" w:w="120"/>
+              <w:left w:type="dxa" w:w="100"/>
               <w:bottom w:type="dxa" w:w="60"/>
-              <w:right w:type="dxa" w:w="120"/>
-            </w:tcMar>
-          </w:tcPr>
-          <w:p>
-            <w:pPr>
-              <w:spacing w:after="0" w:line="320"/>
+              <w:right w:type="dxa" w:w="100"/>
+            </w:tcMar>
+          </w:tcPr>
+          <w:p>
+            <w:pPr>
+              <w:spacing w:after="0"/>
+            </w:pPr>
+            <w:r>
+              <w:rPr>
+                <w:b/>
+                <w:bCs/>
+                <w:color w:val="B97A12"/>
+                <w:sz w:val="16"/>
+                <w:szCs w:val="16"/>
+              </w:rPr>
+              <w:t xml:space="preserve">EXPLAIN YOUR REASONING</w:t>
+            </w:r>
+          </w:p>
+        </w:tc>
+      </w:tr>
+      <w:tr>
+        <w:trPr>
+          <w:cantSplit/>
+        </w:trPr>
+        <w:tc>
+          <w:tcPr>
+            <w:tcW w:type="dxa" w:w="2800"/>
+            <w:tcMar>
+              <w:top w:type="dxa" w:w="80"/>
+              <w:left w:type="dxa" w:w="100"/>
+              <w:bottom w:type="dxa" w:w="80"/>
+              <w:right w:type="dxa" w:w="100"/>
+            </w:tcMar>
+            <w:vAlign w:val="top"/>
+          </w:tcPr>
+          <w:p>
+            <w:pPr>
+              <w:spacing w:after="60"/>
+            </w:pPr>
+            <w:r>
+              <w:rPr>
+                <w:b/>
+                <w:bCs/>
+                <w:color w:val="12355B"/>
+                <w:sz w:val="21"/>
+                <w:szCs w:val="21"/>
+              </w:rPr>
+              <w:t xml:space="preserve">5.  </w:t>
+            </w:r>
+            <w:r>
+              <w:rPr>
+                <w:b/>
+                <w:bCs/>
+                <w:sz w:val="20"/>
+                <w:szCs w:val="20"/>
+              </w:rPr>
+              <w:t xml:space="preserve">The round trip is 5 miles. How far does a tram car travel in 5 round trips?</w:t>
+            </w:r>
+          </w:p>
+          <w:p>
+            <w:pPr>
+              <w:spacing w:after="30"/>
+              <w:ind w:left="180"/>
+            </w:pPr>
+            <w:r>
+              <w:rPr>
+                <w:sz w:val="19"/>
+                <w:szCs w:val="19"/>
+              </w:rPr>
+              <w:t xml:space="preserve">A)  1 mile</w:t>
+            </w:r>
+          </w:p>
+          <w:p>
+            <w:pPr>
+              <w:spacing w:after="30"/>
+              <w:ind w:left="180"/>
+            </w:pPr>
+            <w:r>
+              <w:rPr>
+                <w:sz w:val="19"/>
+                <w:szCs w:val="19"/>
+              </w:rPr>
+              <w:t xml:space="preserve">B)  10 miles</w:t>
+            </w:r>
+          </w:p>
+          <w:p>
+            <w:pPr>
+              <w:spacing w:after="30"/>
+              <w:ind w:left="180"/>
+            </w:pPr>
+            <w:r>
+              <w:rPr>
+                <w:sz w:val="19"/>
+                <w:szCs w:val="19"/>
+              </w:rPr>
+              <w:t xml:space="preserve">C)  25 miles</w:t>
+            </w:r>
+          </w:p>
+          <w:p>
+            <w:pPr>
+              <w:spacing w:after="30"/>
+              <w:ind w:left="180"/>
+            </w:pPr>
+            <w:r>
+              <w:rPr>
+                <w:sz w:val="19"/>
+                <w:szCs w:val="19"/>
+              </w:rPr>
+              <w:t xml:space="preserve">D)  50 miles</w:t>
+            </w:r>
+          </w:p>
+        </w:tc>
+        <w:tc>
+          <w:tcPr>
+            <w:tcW w:type="dxa" w:w="3560"/>
+            <w:tcMar>
+              <w:top w:type="dxa" w:w="80"/>
+              <w:left w:type="dxa" w:w="100"/>
+              <w:bottom w:type="dxa" w:w="80"/>
+              <w:right w:type="dxa" w:w="100"/>
+            </w:tcMar>
+            <w:vAlign w:val="top"/>
+          </w:tcPr>
+          <w:p>
+            <w:pPr>
+              <w:spacing w:after="40"/>
+            </w:pPr>
+            <w:r>
+              <w:rPr>
+                <w:b/>
+                <w:bCs/>
+                <w:color w:val="1FA6A2"/>
+                <w:sz w:val="19"/>
+                <w:szCs w:val="19"/>
+              </w:rPr>
+              <w:t xml:space="preserve">Solution:  </w:t>
+            </w:r>
+            <w:r>
+              <w:rPr>
+                <w:b/>
+                <w:bCs/>
+                <w:sz w:val="19"/>
+                <w:szCs w:val="19"/>
+              </w:rPr>
+              <w:t xml:space="preserve">C)  25 miles</w:t>
+            </w:r>
+          </w:p>
+          <w:p>
+            <w:pPr>
+              <w:spacing w:after="40"/>
+            </w:pPr>
+            <w:r>
+              <w:rPr>
+                <w:i/>
+                <w:iCs/>
+                <w:color w:val="5F6F80"/>
+                <w:sz w:val="18"/>
+                <w:szCs w:val="18"/>
+              </w:rPr>
+              <w:t xml:space="preserve">5 round trips × 5 miles per trip = 25 miles.</w:t>
+            </w:r>
+          </w:p>
+          <w:p>
+            <w:pPr>
+              <w:pBdr>
+                <w:bottom w:val="single" w:color="AFBECC" w:sz="6"/>
+              </w:pBdr>
+              <w:spacing w:after="30" w:before="150"/>
             </w:pPr>
             <w:r>
               <w:t xml:space="preserve"/>
@@ -3874,7 +5318,125 @@
           </w:p>
           <w:p>
             <w:pPr>
-              <w:spacing w:after="0" w:line="320"/>
+              <w:pBdr>
+                <w:bottom w:val="single" w:color="AFBECC" w:sz="6"/>
+              </w:pBdr>
+              <w:spacing w:after="30" w:before="150"/>
+            </w:pPr>
+            <w:r>
+              <w:t xml:space="preserve"/>
+            </w:r>
+          </w:p>
+        </w:tc>
+        <w:tc>
+          <w:tcPr>
+            <w:tcW w:type="dxa" w:w="3000"/>
+            <w:shd w:fill="FBF3E2" w:color="auto" w:val="clear"/>
+            <w:tcMar>
+              <w:top w:type="dxa" w:w="80"/>
+              <w:left w:type="dxa" w:w="100"/>
+              <w:bottom w:type="dxa" w:w="80"/>
+              <w:right w:type="dxa" w:w="100"/>
+            </w:tcMar>
+            <w:vAlign w:val="top"/>
+          </w:tcPr>
+          <w:p>
+            <w:pPr>
+              <w:spacing w:after="40"/>
+            </w:pPr>
+            <w:r>
+              <w:rPr>
+                <w:b/>
+                <w:bCs/>
+                <w:color w:val="12355B"/>
+                <w:sz w:val="19"/>
+                <w:szCs w:val="19"/>
+              </w:rPr>
+              <w:t xml:space="preserve">Because... </w:t>
+            </w:r>
+            <w:r>
+              <w:rPr>
+                <w:color w:val="AFBECC"/>
+                <w:sz w:val="19"/>
+                <w:szCs w:val="19"/>
+              </w:rPr>
+              <w:t xml:space="preserve">________________</w:t>
+            </w:r>
+          </w:p>
+          <w:p>
+            <w:pPr>
+              <w:pBdr>
+                <w:bottom w:val="single" w:color="AFBECC" w:sz="6"/>
+              </w:pBdr>
+              <w:spacing w:after="30" w:before="150"/>
+            </w:pPr>
+            <w:r>
+              <w:t xml:space="preserve"/>
+            </w:r>
+          </w:p>
+          <w:p>
+            <w:pPr>
+              <w:spacing w:after="40" w:before="80"/>
+            </w:pPr>
+            <w:r>
+              <w:rPr>
+                <w:b/>
+                <w:bCs/>
+                <w:color w:val="6B4FA0"/>
+                <w:sz w:val="19"/>
+                <w:szCs w:val="19"/>
+              </w:rPr>
+              <w:t xml:space="preserve">Although... </w:t>
+            </w:r>
+            <w:r>
+              <w:rPr>
+                <w:color w:val="AFBECC"/>
+                <w:sz w:val="19"/>
+                <w:szCs w:val="19"/>
+              </w:rPr>
+              <w:t xml:space="preserve">_______________</w:t>
+            </w:r>
+          </w:p>
+          <w:p>
+            <w:pPr>
+              <w:pBdr>
+                <w:bottom w:val="single" w:color="AFBECC" w:sz="6"/>
+              </w:pBdr>
+              <w:spacing w:after="30" w:before="150"/>
+            </w:pPr>
+            <w:r>
+              <w:t xml:space="preserve"/>
+            </w:r>
+          </w:p>
+          <w:p>
+            <w:pPr>
+              <w:spacing w:after="40" w:before="80"/>
+            </w:pPr>
+            <w:r>
+              <w:rPr>
+                <w:b/>
+                <w:bCs/>
+                <w:color w:val="1FA6A2"/>
+                <w:sz w:val="19"/>
+                <w:szCs w:val="19"/>
+              </w:rPr>
+              <w:t xml:space="preserve">Therefore... </w:t>
+            </w:r>
+            <w:r>
+              <w:rPr>
+                <w:color w:val="AFBECC"/>
+                <w:sz w:val="19"/>
+                <w:szCs w:val="19"/>
+              </w:rPr>
+              <w:t xml:space="preserve">______________</w:t>
+            </w:r>
+          </w:p>
+          <w:p>
+            <w:pPr>
+              <w:pBdr>
+                <w:bottom w:val="single" w:color="AFBECC" w:sz="6"/>
+              </w:pBdr>
+              <w:spacing w:after="30" w:before="150"/>
             </w:pPr>
             <w:r>
               <w:t xml:space="preserve"/>
@@ -3885,58 +5447,197 @@
     </w:tbl>
     <w:p>
       <w:pPr>
-        <w:keepNext/>
-        <w:spacing w:after="60" w:before="160"/>
-      </w:pPr>
-      <w:r>
-        <w:rPr>
-          <w:b/>
-          <w:bCs/>
-          <w:color w:val="12355B"/>
-          <w:sz w:val="22"/>
-          <w:szCs w:val="22"/>
-        </w:rPr>
-        <w:t xml:space="preserve">6.  </w:t>
-      </w:r>
-      <w:r>
-        <w:rPr>
-          <w:b/>
-          <w:bCs/>
-          <w:sz w:val="21"/>
-          <w:szCs w:val="21"/>
-        </w:rPr>
-        <w:t xml:space="preserve">How does the answer change if the tram must transport 6,000 passengers? (Each ride carries 80 passengers and takes 12.5 minutes.) Show your steps.</w:t>
+        <w:spacing w:after="80"/>
+      </w:pPr>
+      <w:r>
+        <w:t xml:space="preserve"/>
       </w:r>
     </w:p>
     <w:tbl>
       <w:tblPr>
-        <w:tblW w:type="pct" w:w="100%"/>
+        <w:tblW w:type="dxa" w:w="9360"/>
         <w:tblBorders>
           <w:top w:val="single" w:color="C7D2DD" w:sz="6"/>
           <w:left w:val="single" w:color="C7D2DD" w:sz="6"/>
           <w:bottom w:val="single" w:color="C7D2DD" w:sz="6"/>
           <w:right w:val="single" w:color="C7D2DD" w:sz="6"/>
-          <w:insideH w:val="single" w:color="auto" w:sz="4"/>
-          <w:insideV w:val="single" w:color="auto" w:sz="4"/>
+          <w:insideH w:val="single" w:color="C7D2DD" w:sz="6"/>
+          <w:insideV w:val="single" w:color="C7D2DD" w:sz="6"/>
         </w:tblBorders>
       </w:tblPr>
       <w:tblGrid>
-        <w:gridCol w:w="100"/>
+        <w:gridCol w:w="2800"/>
+        <w:gridCol w:w="3560"/>
+        <w:gridCol w:w="3000"/>
       </w:tblGrid>
       <w:tr>
-        <w:tc>
-          <w:tcPr>
+        <w:trPr>
+          <w:cantSplit/>
+          <w:tblHeader/>
+        </w:trPr>
+        <w:tc>
+          <w:tcPr>
+            <w:tcW w:type="dxa" w:w="2800"/>
+            <w:shd w:fill="EEF4F8" w:color="auto" w:val="clear"/>
+            <w:tcMar>
+              <w:top w:type="dxa" w:w="60"/>
+              <w:left w:type="dxa" w:w="100"/>
+              <w:bottom w:type="dxa" w:w="60"/>
+              <w:right w:type="dxa" w:w="100"/>
+            </w:tcMar>
+          </w:tcPr>
+          <w:p>
+            <w:pPr>
+              <w:spacing w:after="0"/>
+            </w:pPr>
+            <w:r>
+              <w:rPr>
+                <w:b/>
+                <w:bCs/>
+                <w:color w:val="12355B"/>
+                <w:sz w:val="16"/>
+                <w:szCs w:val="16"/>
+              </w:rPr>
+              <w:t xml:space="preserve">CORE PROBLEM / GIVEN REPRESENTATION</w:t>
+            </w:r>
+          </w:p>
+        </w:tc>
+        <w:tc>
+          <w:tcPr>
+            <w:tcW w:type="dxa" w:w="3560"/>
+            <w:shd w:fill="EEF4F8" w:color="auto" w:val="clear"/>
+            <w:tcMar>
+              <w:top w:type="dxa" w:w="60"/>
+              <w:left w:type="dxa" w:w="100"/>
+              <w:bottom w:type="dxa" w:w="60"/>
+              <w:right w:type="dxa" w:w="100"/>
+            </w:tcMar>
+          </w:tcPr>
+          <w:p>
+            <w:pPr>
+              <w:spacing w:after="0"/>
+            </w:pPr>
+            <w:r>
+              <w:rPr>
+                <w:b/>
+                <w:bCs/>
+                <w:color w:val="12355B"/>
+                <w:sz w:val="16"/>
+                <w:szCs w:val="16"/>
+              </w:rPr>
+              <w:t xml:space="preserve">WORKING SPACE / CALCULATION STEPS</w:t>
+            </w:r>
+          </w:p>
+        </w:tc>
+        <w:tc>
+          <w:tcPr>
+            <w:tcW w:type="dxa" w:w="3000"/>
             <w:shd w:fill="FBF3E2" w:color="auto" w:val="clear"/>
             <w:tcMar>
               <w:top w:type="dxa" w:w="60"/>
-              <w:left w:type="dxa" w:w="120"/>
+              <w:left w:type="dxa" w:w="100"/>
               <w:bottom w:type="dxa" w:w="60"/>
-              <w:right w:type="dxa" w:w="120"/>
-            </w:tcMar>
-          </w:tcPr>
-          <w:p>
-            <w:pPr>
-              <w:spacing w:after="0" w:line="320"/>
+              <w:right w:type="dxa" w:w="100"/>
+            </w:tcMar>
+          </w:tcPr>
+          <w:p>
+            <w:pPr>
+              <w:spacing w:after="0"/>
+            </w:pPr>
+            <w:r>
+              <w:rPr>
+                <w:b/>
+                <w:bCs/>
+                <w:color w:val="B97A12"/>
+                <w:sz w:val="16"/>
+                <w:szCs w:val="16"/>
+              </w:rPr>
+              <w:t xml:space="preserve">EXPLAIN YOUR REASONING</w:t>
+            </w:r>
+          </w:p>
+        </w:tc>
+      </w:tr>
+      <w:tr>
+        <w:trPr>
+          <w:cantSplit/>
+        </w:trPr>
+        <w:tc>
+          <w:tcPr>
+            <w:tcW w:type="dxa" w:w="2800"/>
+            <w:tcMar>
+              <w:top w:type="dxa" w:w="80"/>
+              <w:left w:type="dxa" w:w="100"/>
+              <w:bottom w:type="dxa" w:w="80"/>
+              <w:right w:type="dxa" w:w="100"/>
+            </w:tcMar>
+            <w:vAlign w:val="top"/>
+          </w:tcPr>
+          <w:p>
+            <w:pPr>
+              <w:spacing w:after="60"/>
+            </w:pPr>
+            <w:r>
+              <w:rPr>
+                <w:b/>
+                <w:bCs/>
+                <w:color w:val="12355B"/>
+                <w:sz w:val="21"/>
+                <w:szCs w:val="21"/>
+              </w:rPr>
+              <w:t xml:space="preserve">6.  </w:t>
+            </w:r>
+            <w:r>
+              <w:rPr>
+                <w:b/>
+                <w:bCs/>
+                <w:sz w:val="20"/>
+                <w:szCs w:val="20"/>
+              </w:rPr>
+              <w:t xml:space="preserve">How does the answer change if the tram must transport 6,000 passengers? (Each ride carries 80 passengers and takes 12.5 minutes.) Show your steps.</w:t>
+            </w:r>
+          </w:p>
+        </w:tc>
+        <w:tc>
+          <w:tcPr>
+            <w:tcW w:type="dxa" w:w="3560"/>
+            <w:tcMar>
+              <w:top w:type="dxa" w:w="80"/>
+              <w:left w:type="dxa" w:w="100"/>
+              <w:bottom w:type="dxa" w:w="80"/>
+              <w:right w:type="dxa" w:w="100"/>
+            </w:tcMar>
+            <w:vAlign w:val="top"/>
+          </w:tcPr>
+          <w:p>
+            <w:pPr>
+              <w:spacing w:after="40"/>
+            </w:pPr>
+            <w:r>
+              <w:rPr>
+                <w:b/>
+                <w:bCs/>
+                <w:color w:val="1FA6A2"/>
+                <w:sz w:val="19"/>
+                <w:szCs w:val="19"/>
+              </w:rPr>
+              <w:t xml:space="preserve">Solution:  </w:t>
+            </w:r>
+            <w:r>
+              <w:rPr>
+                <w:b/>
+                <w:bCs/>
+                <w:sz w:val="19"/>
+                <w:szCs w:val="19"/>
+              </w:rPr>
+              <w:t xml:space="preserve">Answers vary.</w:t>
+            </w:r>
+          </w:p>
+          <w:p>
+            <w:pPr>
+              <w:pBdr>
+                <w:bottom w:val="single" w:color="AFBECC" w:sz="6"/>
+              </w:pBdr>
+              <w:spacing w:after="30" w:before="150"/>
             </w:pPr>
             <w:r>
               <w:t xml:space="preserve"/>
@@ -3944,15 +5645,57 @@
           </w:p>
           <w:p>
             <w:pPr>
-              <w:spacing w:after="0" w:line="320"/>
+              <w:pBdr>
+                <w:bottom w:val="single" w:color="AFBECC" w:sz="6"/>
+              </w:pBdr>
+              <w:spacing w:after="30" w:before="150"/>
             </w:pPr>
             <w:r>
               <w:t xml:space="preserve"/>
             </w:r>
           </w:p>
-          <w:p>
-            <w:pPr>
-              <w:spacing w:after="0" w:line="320"/>
+        </w:tc>
+        <w:tc>
+          <w:tcPr>
+            <w:tcW w:type="dxa" w:w="3000"/>
+            <w:shd w:fill="FBF3E2" w:color="auto" w:val="clear"/>
+            <w:tcMar>
+              <w:top w:type="dxa" w:w="80"/>
+              <w:left w:type="dxa" w:w="100"/>
+              <w:bottom w:type="dxa" w:w="80"/>
+              <w:right w:type="dxa" w:w="100"/>
+            </w:tcMar>
+            <w:vAlign w:val="top"/>
+          </w:tcPr>
+          <w:p>
+            <w:pPr>
+              <w:spacing w:after="40"/>
+            </w:pPr>
+            <w:r>
+              <w:rPr>
+                <w:b/>
+                <w:bCs/>
+                <w:color w:val="12355B"/>
+                <w:sz w:val="19"/>
+                <w:szCs w:val="19"/>
+              </w:rPr>
+              <w:t xml:space="preserve">Because... </w:t>
+            </w:r>
+            <w:r>
+              <w:rPr>
+                <w:color w:val="AFBECC"/>
+                <w:sz w:val="19"/>
+                <w:szCs w:val="19"/>
+              </w:rPr>
+              <w:t xml:space="preserve">________________</w:t>
+            </w:r>
+          </w:p>
+          <w:p>
+            <w:pPr>
+              <w:pBdr>
+                <w:bottom w:val="single" w:color="AFBECC" w:sz="6"/>
+              </w:pBdr>
+              <w:spacing w:after="30" w:before="150"/>
             </w:pPr>
             <w:r>
               <w:t xml:space="preserve"/>
@@ -3960,7 +5703,67 @@
           </w:p>
           <w:p>
             <w:pPr>
-              <w:spacing w:after="0" w:line="320"/>
+              <w:spacing w:after="40" w:before="80"/>
+            </w:pPr>
+            <w:r>
+              <w:rPr>
+                <w:b/>
+                <w:bCs/>
+                <w:color w:val="6B4FA0"/>
+                <w:sz w:val="19"/>
+                <w:szCs w:val="19"/>
+              </w:rPr>
+              <w:t xml:space="preserve">Although... </w:t>
+            </w:r>
+            <w:r>
+              <w:rPr>
+                <w:color w:val="AFBECC"/>
+                <w:sz w:val="19"/>
+                <w:szCs w:val="19"/>
+              </w:rPr>
+              <w:t xml:space="preserve">_______________</w:t>
+            </w:r>
+          </w:p>
+          <w:p>
+            <w:pPr>
+              <w:pBdr>
+                <w:bottom w:val="single" w:color="AFBECC" w:sz="6"/>
+              </w:pBdr>
+              <w:spacing w:after="30" w:before="150"/>
+            </w:pPr>
+            <w:r>
+              <w:t xml:space="preserve"/>
+            </w:r>
+          </w:p>
+          <w:p>
+            <w:pPr>
+              <w:spacing w:after="40" w:before="80"/>
+            </w:pPr>
+            <w:r>
+              <w:rPr>
+                <w:b/>
+                <w:bCs/>
+                <w:color w:val="1FA6A2"/>
+                <w:sz w:val="19"/>
+                <w:szCs w:val="19"/>
+              </w:rPr>
+              <w:t xml:space="preserve">Therefore... </w:t>
+            </w:r>
+            <w:r>
+              <w:rPr>
+                <w:color w:val="AFBECC"/>
+                <w:sz w:val="19"/>
+                <w:szCs w:val="19"/>
+              </w:rPr>
+              <w:t xml:space="preserve">______________</w:t>
+            </w:r>
+          </w:p>
+          <w:p>
+            <w:pPr>
+              <w:pBdr>
+                <w:bottom w:val="single" w:color="AFBECC" w:sz="6"/>
+              </w:pBdr>
+              <w:spacing w:after="30" w:before="150"/>
             </w:pPr>
             <w:r>
               <w:t xml:space="preserve"/>
@@ -3969,6 +5772,14 @@
         </w:tc>
       </w:tr>
     </w:tbl>
+    <w:p>
+      <w:pPr>
+        <w:spacing w:after="80"/>
+      </w:pPr>
+      <w:r>
+        <w:t xml:space="preserve"/>
+      </w:r>
+    </w:p>
     <w:p>
       <w:pPr>
         <w:pStyle w:val="Heading1"/>
@@ -4087,6 +5898,149 @@
         <w:t xml:space="preserve"/>
       </w:r>
     </w:p>
+    <w:p>
+      <w:pPr>
+        <w:spacing w:after="60"/>
+      </w:pPr>
+      <w:r>
+        <w:t xml:space="preserve"/>
+      </w:r>
+    </w:p>
+    <w:tbl>
+      <w:tblPr>
+        <w:tblW w:type="dxa" w:w="9360"/>
+        <w:tblBorders>
+          <w:top w:val="single" w:color="C7D2DD" w:sz="6"/>
+          <w:left w:val="single" w:color="C7D2DD" w:sz="6"/>
+          <w:bottom w:val="single" w:color="C7D2DD" w:sz="6"/>
+          <w:right w:val="single" w:color="C7D2DD" w:sz="6"/>
+          <w:insideH w:val="single" w:color="C7D2DD" w:sz="6"/>
+          <w:insideV w:val="single" w:color="C7D2DD" w:sz="6"/>
+        </w:tblBorders>
+      </w:tblPr>
+      <w:tblGrid>
+        <w:gridCol w:w="3120"/>
+        <w:gridCol w:w="3120"/>
+        <w:gridCol w:w="3120"/>
+      </w:tblGrid>
+      <w:tr>
+        <w:trPr>
+          <w:cantSplit/>
+          <w:tblHeader/>
+        </w:trPr>
+        <w:tc>
+          <w:tcPr>
+            <w:tcW w:type="dxa" w:w="9360"/>
+            <w:gridSpan w:val="3"/>
+            <w:shd w:fill="EEF4F8" w:color="auto" w:val="clear"/>
+            <w:tcMar>
+              <w:top w:type="dxa" w:w="60"/>
+              <w:left w:type="dxa" w:w="100"/>
+              <w:bottom w:type="dxa" w:w="60"/>
+              <w:right w:type="dxa" w:w="100"/>
+            </w:tcMar>
+          </w:tcPr>
+          <w:p>
+            <w:pPr>
+              <w:spacing w:after="0"/>
+            </w:pPr>
+            <w:r>
+              <w:rPr>
+                <w:b/>
+                <w:bCs/>
+                <w:color w:val="12355B"/>
+                <w:sz w:val="18"/>
+                <w:szCs w:val="18"/>
+              </w:rPr>
+              <w:t xml:space="preserve">EXIT CHECK · 3-POINT SELF-ASSESSMENT CHECKLIST</w:t>
+            </w:r>
+          </w:p>
+        </w:tc>
+      </w:tr>
+      <w:tr>
+        <w:trPr>
+          <w:cantSplit/>
+        </w:trPr>
+        <w:tc>
+          <w:tcPr>
+            <w:tcW w:type="dxa" w:w="3120"/>
+            <w:tcMar>
+              <w:top w:type="dxa" w:w="80"/>
+              <w:left w:type="dxa" w:w="100"/>
+              <w:bottom w:type="dxa" w:w="80"/>
+              <w:right w:type="dxa" w:w="100"/>
+            </w:tcMar>
+          </w:tcPr>
+          <w:p>
+            <w:pPr>
+              <w:spacing w:after="0"/>
+            </w:pPr>
+            <w:r>
+              <w:rPr>
+                <w:b/>
+                <w:bCs/>
+                <w:color w:val="1A2733"/>
+                <w:sz w:val="18"/>
+                <w:szCs w:val="18"/>
+              </w:rPr>
+              <w:t xml:space="preserve">☐ 1. Units &amp; Labels Verified</w:t>
+            </w:r>
+          </w:p>
+        </w:tc>
+        <w:tc>
+          <w:tcPr>
+            <w:tcW w:type="dxa" w:w="3120"/>
+            <w:tcMar>
+              <w:top w:type="dxa" w:w="80"/>
+              <w:left w:type="dxa" w:w="100"/>
+              <w:bottom w:type="dxa" w:w="80"/>
+              <w:right w:type="dxa" w:w="100"/>
+            </w:tcMar>
+          </w:tcPr>
+          <w:p>
+            <w:pPr>
+              <w:spacing w:after="0"/>
+            </w:pPr>
+            <w:r>
+              <w:rPr>
+                <w:b/>
+                <w:bCs/>
+                <w:color w:val="1A2733"/>
+                <w:sz w:val="18"/>
+                <w:szCs w:val="18"/>
+              </w:rPr>
+              <w:t xml:space="preserve">☐ 2. Reasoning Stated (Because / Although / Therefore)</w:t>
+            </w:r>
+          </w:p>
+        </w:tc>
+        <w:tc>
+          <w:tcPr>
+            <w:tcW w:type="dxa" w:w="3120"/>
+            <w:tcMar>
+              <w:top w:type="dxa" w:w="80"/>
+              <w:left w:type="dxa" w:w="100"/>
+              <w:bottom w:type="dxa" w:w="80"/>
+              <w:right w:type="dxa" w:w="100"/>
+            </w:tcMar>
+          </w:tcPr>
+          <w:p>
+            <w:pPr>
+              <w:spacing w:after="0"/>
+            </w:pPr>
+            <w:r>
+              <w:rPr>
+                <w:b/>
+                <w:bCs/>
+                <w:color w:val="1A2733"/>
+                <w:sz w:val="18"/>
+                <w:szCs w:val="18"/>
+              </w:rPr>
+              <w:t xml:space="preserve">☐ 3. Calculations Double-Checked</w:t>
+            </w:r>
+          </w:p>
+        </w:tc>
+      </w:tr>
+    </w:tbl>
     <w:p>
       <w:pPr>
         <w:pStyle w:val="Heading1"/>
